--- a/lab5/report/pre/LAB5_예비보고서.docx
+++ b/lab5/report/pre/LAB5_예비보고서.docx
@@ -1675,7 +1675,7 @@
                 <w:color w:val="222222"/>
                 <w:sz w:val="14"/>
               </w:rPr>
-              <w:t>master (보고서의 GitHub 주소가 가리키는 위치)</w:t>
+              <w:t>57136f0 (보고서의 GitHub 주소가 가리키는 위치)</w:t>
             </w:r>
           </w:p>
         </w:tc>
@@ -1780,7 +1780,7 @@
             <w:u w:val="single"/>
             <w:sz w:val="14"/>
           </w:rPr>
-          <w:t xml:space="preserve">https://github.com/tae2yi/UOS_ece2/tree/master/lab5</w:t>
+          <w:t xml:space="preserve">https://github.com/tae2yi/UOS_ece2/tree/57136f0/lab5</w:t>
         </w:r>
       </w:hyperlink>
     </w:p>
@@ -1827,7 +1827,7 @@
             <w:u w:val="single"/>
             <w:sz w:val="14"/>
           </w:rPr>
-          <w:t xml:space="preserve">https://github.com/tae2yi/UOS_ece2/blob/master/lab5/report/pre/logs/stm32_routine.diff</w:t>
+          <w:t xml:space="preserve">https://github.com/tae2yi/UOS_ece2/blob/57136f0/lab5/report/pre/logs/stm32_routine.diff</w:t>
         </w:r>
       </w:hyperlink>
     </w:p>
@@ -3951,7 +3951,7 @@
             <w:u w:val="single"/>
             <w:sz w:val="14"/>
           </w:rPr>
-          <w:t xml:space="preserve">https://github.com/tae2yi/UOS_ece2/blob/master/lab5/stm32_lab/Core/Src/ece2_474_routine.c#L29-L32</w:t>
+          <w:t xml:space="preserve">https://github.com/tae2yi/UOS_ece2/blob/57136f0/lab5/stm32_lab/Core/Src/ece2_474_routine.c#L29-L32</w:t>
         </w:r>
       </w:hyperlink>
     </w:p>
@@ -4243,7 +4243,7 @@
             <w:u w:val="single"/>
             <w:sz w:val="14"/>
           </w:rPr>
-          <w:t xml:space="preserve">https://github.com/tae2yi/UOS_ece2/blob/master/lab5/stm32_lab/Core/Src/ece2_474_routine.c#L87-L103</w:t>
+          <w:t xml:space="preserve">https://github.com/tae2yi/UOS_ece2/blob/57136f0/lab5/stm32_lab/Core/Src/ece2_474_routine.c#L87-L103</w:t>
         </w:r>
       </w:hyperlink>
     </w:p>
@@ -4457,7 +4457,7 @@
             <w:u w:val="single"/>
             <w:sz w:val="14"/>
           </w:rPr>
-          <w:t xml:space="preserve">https://github.com/tae2yi/UOS_ece2/blob/master/lab5/stm32_lab/Core/Src/ece2_474_routine.c#L109-L119</w:t>
+          <w:t xml:space="preserve">https://github.com/tae2yi/UOS_ece2/blob/57136f0/lab5/stm32_lab/Core/Src/ece2_474_routine.c#L109-L119</w:t>
         </w:r>
       </w:hyperlink>
     </w:p>
@@ -5148,7 +5148,7 @@
             <w:u w:val="single"/>
             <w:sz w:val="14"/>
           </w:rPr>
-          <w:t xml:space="preserve">https://github.com/tae2yi/UOS_ece2/blob/master/lab5/stm32_1_hostsim/results/task3_cycle.csv</w:t>
+          <w:t xml:space="preserve">https://github.com/tae2yi/UOS_ece2/blob/57136f0/lab5/stm32_1_hostsim/results/task3_cycle.csv</w:t>
         </w:r>
       </w:hyperlink>
     </w:p>
@@ -5577,7 +5577,7 @@
             <w:u w:val="single"/>
             <w:sz w:val="14"/>
           </w:rPr>
-          <w:t xml:space="preserve">https://github.com/tae2yi/UOS_ece2/blob/master/lab5/stm32_1_hostsim/variants/release_guard.c#L56-L62</w:t>
+          <w:t xml:space="preserve">https://github.com/tae2yi/UOS_ece2/blob/57136f0/lab5/stm32_1_hostsim/variants/release_guard.c#L56-L62</w:t>
         </w:r>
       </w:hyperlink>
     </w:p>
@@ -5763,7 +5763,7 @@
             <w:u w:val="single"/>
             <w:sz w:val="14"/>
           </w:rPr>
-          <w:t xml:space="preserve">https://github.com/tae2yi/UOS_ece2/blob/master/lab5/report/pre/logs/stm32_arm_build.txt</w:t>
+          <w:t xml:space="preserve">https://github.com/tae2yi/UOS_ece2/blob/57136f0/lab5/report/pre/logs/stm32_arm_build.txt</w:t>
         </w:r>
       </w:hyperlink>
     </w:p>
@@ -7212,7 +7212,7 @@
             <w:u w:val="single"/>
             <w:sz w:val="14"/>
           </w:rPr>
-          <w:t xml:space="preserve">https://github.com/tae2yi/UOS_ece2/blob/master/lab5/stm32_lab/Core/Src/ece2_474_routine.c#L33-L54</w:t>
+          <w:t xml:space="preserve">https://github.com/tae2yi/UOS_ece2/blob/57136f0/lab5/stm32_lab/Core/Src/ece2_474_routine.c#L33-L54</w:t>
         </w:r>
       </w:hyperlink>
     </w:p>
@@ -8235,7 +8235,7 @@
             <w:u w:val="single"/>
             <w:sz w:val="14"/>
           </w:rPr>
-          <w:t xml:space="preserve">https://github.com/tae2yi/UOS_ece2/blob/master/lab5/report/pre/logs/stm32_arm_build.txt</w:t>
+          <w:t xml:space="preserve">https://github.com/tae2yi/UOS_ece2/blob/57136f0/lab5/report/pre/logs/stm32_arm_build.txt</w:t>
         </w:r>
       </w:hyperlink>
     </w:p>
@@ -10397,7 +10397,7 @@
             <w:u w:val="single"/>
             <w:sz w:val="14"/>
           </w:rPr>
-          <w:t xml:space="preserve">https://github.com/tae2yi/UOS_ece2/blob/master/lab5/lab5_01_piano/src/square_tone.v#L2-L20</w:t>
+          <w:t xml:space="preserve">https://github.com/tae2yi/UOS_ece2/blob/57136f0/lab5/lab5_01_piano/src/square_tone.v#L2-L20</w:t>
         </w:r>
       </w:hyperlink>
     </w:p>
@@ -11008,7 +11008,7 @@
             <w:u w:val="single"/>
             <w:sz w:val="14"/>
           </w:rPr>
-          <w:t xml:space="preserve">https://github.com/tae2yi/UOS_ece2/tree/master/lab5/report/pre/logs</w:t>
+          <w:t xml:space="preserve">https://github.com/tae2yi/UOS_ece2/tree/57136f0/lab5/report/pre/logs</w:t>
         </w:r>
       </w:hyperlink>
     </w:p>
@@ -13153,7 +13153,7 @@
             <w:u w:val="single"/>
             <w:sz w:val="14"/>
           </w:rPr>
-          <w:t xml:space="preserve">https://github.com/tae2yi/UOS_ece2/blob/master/lab5/lab5_02_traffic/src/traffic_sequence.v#L3-L16</w:t>
+          <w:t xml:space="preserve">https://github.com/tae2yi/UOS_ece2/blob/57136f0/lab5/lab5_02_traffic/src/traffic_sequence.v#L3-L16</w:t>
         </w:r>
       </w:hyperlink>
     </w:p>
@@ -13326,7 +13326,7 @@
             <w:u w:val="single"/>
             <w:sz w:val="14"/>
           </w:rPr>
-          <w:t xml:space="preserve">https://github.com/tae2yi/UOS_ece2/tree/master/lab5/report/pre/logs</w:t>
+          <w:t xml:space="preserve">https://github.com/tae2yi/UOS_ece2/tree/57136f0/lab5/report/pre/logs</w:t>
         </w:r>
       </w:hyperlink>
     </w:p>
@@ -14908,7 +14908,7 @@
             <w:u w:val="single"/>
             <w:sz w:val="14"/>
           </w:rPr>
-          <w:t xml:space="preserve">https://github.com/tae2yi/UOS_ece2/blob/master/lab5/lab5_03_adc/src/adc.v#L18-L25</w:t>
+          <w:t xml:space="preserve">https://github.com/tae2yi/UOS_ece2/blob/57136f0/lab5/lab5_03_adc/src/adc.v#L18-L25</w:t>
         </w:r>
       </w:hyperlink>
     </w:p>
@@ -15081,7 +15081,7 @@
             <w:u w:val="single"/>
             <w:sz w:val="14"/>
           </w:rPr>
-          <w:t xml:space="preserve">https://github.com/tae2yi/UOS_ece2/tree/master/lab5/report/pre/logs</w:t>
+          <w:t xml:space="preserve">https://github.com/tae2yi/UOS_ece2/tree/57136f0/lab5/report/pre/logs</w:t>
         </w:r>
       </w:hyperlink>
     </w:p>

--- a/lab5/report/pre/LAB5_예비보고서.docx
+++ b/lab5/report/pre/LAB5_예비보고서.docx
@@ -181,7 +181,7 @@
           <w:color w:val="000000"/>
           <w:sz w:val="20"/>
         </w:rPr>
-        <w:t>과제3·4의 코드는 한 파일에 작성하고 매크로 STM32_1_TASK로 골라 각각 Arm GCC로 빌드했다. 같은 소스를 PC에서 HAL 대역과 함께 실행하며 TIM6와 버튼 인터럽트를 흉내 내어 간격 순환, 길게 누름, 200 ms 잠금, 접점 떨림, PWM 비율 순환을 확인했다. FPGA 세 설계는 매뉴얼의 테스트벤치와 직접 작성한 파형 확인용 테스트벤치가 Icarus Verilog와 Vivado 시뮬레이터에서 모두 통과했다. 피아노는 bitstream까지 만들었고, 신호등과 ADC는 교재의 핀 표가 없어 합성까지만 했다.</w:t>
+        <w:t>과제3·4의 코드는 한 파일에 작성하고 매크로 STM32_1_TASK로 골라 각각 Arm GCC로 빌드했다. 같은 소스를 PC에서 HAL 대역과 함께 실행하며 TIM6와 버튼 인터럽트를 흉내 내어 간격 순환, 길게 누름, 200 ms 잠금, 접점 떨림, PWM 비율 순환을 확인했다. FPGA 세 설계는 매뉴얼의 테스트벤치와 직접 작성한 파형 확인용 테스트벤치가 Icarus Verilog와 Vivado 시뮬레이터에서 모두 통과했다. 장비 교재의 핀 표로 세 설계의 XDC를 작성해 모두 bitstream까지 만들었다.</w:t>
       </w:r>
     </w:p>
     <w:p>
@@ -625,7 +625,7 @@
                 <w:color w:val="222222"/>
                 <w:sz w:val="14"/>
               </w:rPr>
-              <w:t>Icarus·Vivado TB 2개, 합성</w:t>
+              <w:t>Icarus·Vivado TB 2개, bitstream</w:t>
             </w:r>
           </w:p>
         </w:tc>
@@ -651,7 +651,7 @@
                 <w:color w:val="222222"/>
                 <w:sz w:val="14"/>
               </w:rPr>
-              <w:t>PASS, LUT 31개</w:t>
+              <w:t>PASS, 타이밍 충족</w:t>
             </w:r>
           </w:p>
         </w:tc>
@@ -708,7 +708,7 @@
                 <w:color w:val="222222"/>
                 <w:sz w:val="14"/>
               </w:rPr>
-              <w:t>Icarus·Vivado TB 2개, 합성</w:t>
+              <w:t>Icarus·Vivado TB 2개, bitstream</w:t>
             </w:r>
           </w:p>
         </w:tc>
@@ -734,7 +734,7 @@
                 <w:color w:val="222222"/>
                 <w:sz w:val="14"/>
               </w:rPr>
-              <w:t>PASS, LUT 60개</w:t>
+              <w:t>PASS, 타이밍 충족</w:t>
             </w:r>
           </w:p>
         </w:tc>
@@ -1675,7 +1675,7 @@
                 <w:color w:val="222222"/>
                 <w:sz w:val="14"/>
               </w:rPr>
-              <w:t>57136f0 (보고서의 GitHub 주소가 가리키는 위치)</w:t>
+              <w:t>master (보고서의 GitHub 주소가 가리키는 위치)</w:t>
             </w:r>
           </w:p>
         </w:tc>
@@ -1780,7 +1780,7 @@
             <w:u w:val="single"/>
             <w:sz w:val="14"/>
           </w:rPr>
-          <w:t xml:space="preserve">https://github.com/tae2yi/UOS_ece2/tree/57136f0/lab5</w:t>
+          <w:t xml:space="preserve">https://github.com/tae2yi/UOS_ece2/tree/master/lab5</w:t>
         </w:r>
       </w:hyperlink>
     </w:p>
@@ -1827,7 +1827,7 @@
             <w:u w:val="single"/>
             <w:sz w:val="14"/>
           </w:rPr>
-          <w:t xml:space="preserve">https://github.com/tae2yi/UOS_ece2/blob/57136f0/lab5/report/pre/logs/stm32_routine.diff</w:t>
+          <w:t xml:space="preserve">https://github.com/tae2yi/UOS_ece2/blob/master/lab5/report/pre/logs/stm32_routine.diff</w:t>
         </w:r>
       </w:hyperlink>
     </w:p>
@@ -3951,7 +3951,7 @@
             <w:u w:val="single"/>
             <w:sz w:val="14"/>
           </w:rPr>
-          <w:t xml:space="preserve">https://github.com/tae2yi/UOS_ece2/blob/57136f0/lab5/stm32_lab/Core/Src/ece2_474_routine.c#L29-L32</w:t>
+          <w:t xml:space="preserve">https://github.com/tae2yi/UOS_ece2/blob/master/lab5/stm32_lab/Core/Src/ece2_474_routine.c#L29-L32</w:t>
         </w:r>
       </w:hyperlink>
     </w:p>
@@ -4243,7 +4243,7 @@
             <w:u w:val="single"/>
             <w:sz w:val="14"/>
           </w:rPr>
-          <w:t xml:space="preserve">https://github.com/tae2yi/UOS_ece2/blob/57136f0/lab5/stm32_lab/Core/Src/ece2_474_routine.c#L87-L103</w:t>
+          <w:t xml:space="preserve">https://github.com/tae2yi/UOS_ece2/blob/master/lab5/stm32_lab/Core/Src/ece2_474_routine.c#L87-L103</w:t>
         </w:r>
       </w:hyperlink>
     </w:p>
@@ -4457,7 +4457,7 @@
             <w:u w:val="single"/>
             <w:sz w:val="14"/>
           </w:rPr>
-          <w:t xml:space="preserve">https://github.com/tae2yi/UOS_ece2/blob/57136f0/lab5/stm32_lab/Core/Src/ece2_474_routine.c#L109-L119</w:t>
+          <w:t xml:space="preserve">https://github.com/tae2yi/UOS_ece2/blob/master/lab5/stm32_lab/Core/Src/ece2_474_routine.c#L109-L119</w:t>
         </w:r>
       </w:hyperlink>
     </w:p>
@@ -5148,7 +5148,7 @@
             <w:u w:val="single"/>
             <w:sz w:val="14"/>
           </w:rPr>
-          <w:t xml:space="preserve">https://github.com/tae2yi/UOS_ece2/blob/57136f0/lab5/stm32_1_hostsim/results/task3_cycle.csv</w:t>
+          <w:t xml:space="preserve">https://github.com/tae2yi/UOS_ece2/blob/master/lab5/stm32_1_hostsim/results/task3_cycle.csv</w:t>
         </w:r>
       </w:hyperlink>
     </w:p>
@@ -5577,7 +5577,7 @@
             <w:u w:val="single"/>
             <w:sz w:val="14"/>
           </w:rPr>
-          <w:t xml:space="preserve">https://github.com/tae2yi/UOS_ece2/blob/57136f0/lab5/stm32_1_hostsim/variants/release_guard.c#L56-L62</w:t>
+          <w:t xml:space="preserve">https://github.com/tae2yi/UOS_ece2/blob/master/lab5/stm32_1_hostsim/variants/release_guard.c#L56-L62</w:t>
         </w:r>
       </w:hyperlink>
     </w:p>
@@ -5763,7 +5763,7 @@
             <w:u w:val="single"/>
             <w:sz w:val="14"/>
           </w:rPr>
-          <w:t xml:space="preserve">https://github.com/tae2yi/UOS_ece2/blob/57136f0/lab5/report/pre/logs/stm32_arm_build.txt</w:t>
+          <w:t xml:space="preserve">https://github.com/tae2yi/UOS_ece2/blob/master/lab5/report/pre/logs/stm32_arm_build.txt</w:t>
         </w:r>
       </w:hyperlink>
     </w:p>
@@ -7212,7 +7212,7 @@
             <w:u w:val="single"/>
             <w:sz w:val="14"/>
           </w:rPr>
-          <w:t xml:space="preserve">https://github.com/tae2yi/UOS_ece2/blob/57136f0/lab5/stm32_lab/Core/Src/ece2_474_routine.c#L33-L54</w:t>
+          <w:t xml:space="preserve">https://github.com/tae2yi/UOS_ece2/blob/master/lab5/stm32_lab/Core/Src/ece2_474_routine.c#L33-L54</w:t>
         </w:r>
       </w:hyperlink>
     </w:p>
@@ -8235,7 +8235,7 @@
             <w:u w:val="single"/>
             <w:sz w:val="14"/>
           </w:rPr>
-          <w:t xml:space="preserve">https://github.com/tae2yi/UOS_ece2/blob/57136f0/lab5/report/pre/logs/stm32_arm_build.txt</w:t>
+          <w:t xml:space="preserve">https://github.com/tae2yi/UOS_ece2/blob/master/lab5/report/pre/logs/stm32_arm_build.txt</w:t>
         </w:r>
       </w:hyperlink>
     </w:p>
@@ -10397,7 +10397,7 @@
             <w:u w:val="single"/>
             <w:sz w:val="14"/>
           </w:rPr>
-          <w:t xml:space="preserve">https://github.com/tae2yi/UOS_ece2/blob/57136f0/lab5/lab5_01_piano/src/square_tone.v#L2-L20</w:t>
+          <w:t xml:space="preserve">https://github.com/tae2yi/UOS_ece2/blob/master/lab5/lab5_01_piano/src/square_tone.v#L2-L20</w:t>
         </w:r>
       </w:hyperlink>
     </w:p>
@@ -11008,7 +11008,7 @@
             <w:u w:val="single"/>
             <w:sz w:val="14"/>
           </w:rPr>
-          <w:t xml:space="preserve">https://github.com/tae2yi/UOS_ece2/tree/57136f0/lab5/report/pre/logs</w:t>
+          <w:t xml:space="preserve">https://github.com/tae2yi/UOS_ece2/tree/master/lab5/report/pre/logs</w:t>
         </w:r>
       </w:hyperlink>
     </w:p>
@@ -13153,7 +13153,7 @@
             <w:u w:val="single"/>
             <w:sz w:val="14"/>
           </w:rPr>
-          <w:t xml:space="preserve">https://github.com/tae2yi/UOS_ece2/blob/57136f0/lab5/lab5_02_traffic/src/traffic_sequence.v#L3-L16</w:t>
+          <w:t xml:space="preserve">https://github.com/tae2yi/UOS_ece2/blob/master/lab5/lab5_02_traffic/src/traffic_sequence.v#L3-L16</w:t>
         </w:r>
       </w:hyperlink>
     </w:p>
@@ -13326,7 +13326,7 @@
             <w:u w:val="single"/>
             <w:sz w:val="14"/>
           </w:rPr>
-          <w:t xml:space="preserve">https://github.com/tae2yi/UOS_ece2/tree/57136f0/lab5/report/pre/logs</w:t>
+          <w:t xml:space="preserve">https://github.com/tae2yi/UOS_ece2/tree/master/lab5/report/pre/logs</w:t>
         </w:r>
       </w:hyperlink>
     </w:p>
@@ -13490,7 +13490,7 @@
           <w:color w:val="000000"/>
           <w:sz w:val="23"/>
         </w:rPr>
-        <w:t>합성 결과와 보드에서 확인할 항목</w:t>
+        <w:t>핀 배치와 구현 결과</w:t>
       </w:r>
     </w:p>
     <w:p>
@@ -13508,7 +13508,526 @@
           <w:color w:val="000000"/>
           <w:sz w:val="20"/>
         </w:rPr>
-        <w:t>XDC 없이 합성만 하면 LUT 31개, 레지스터 32개, 입출력 27개다. 출력이 차량 16개(좌회전 포함)와 보행자 8개로 24개라 보드의 LED 8개로는 모자란다. 교재의 신호등 실습이 어떤 표시 장치에 연결되는지와 그 핀 표를 실험 당일 확인한 뒤 XDC를 작성한다.</w:t>
+        <w:t>출력 24개(차량 R·Y·G·좌회전과 보행자 R·G, 4방향)는 확장포트 EXT41~64에 꽂힌 신호등 모듈로 나간다. 핀은 장비 교재 [실습 37]의 핀 표를 따랐고, 각 핀이 교재의 확장포트 표(EXT41~64)에 있는 것을 대조했다. 버스의 인덱스 3·2·1·0이 남·북·서·동이다.</w:t>
+      </w:r>
+    </w:p>
+    <w:tbl>
+      <w:tblPr>
+        <w:tblW w:type="dxa" w:w="4637"/>
+        <w:jc w:val="center"/>
+        <w:tblLayout w:type="fixed"/>
+        <w:tblLook w:firstColumn="1" w:firstRow="1" w:lastColumn="0" w:lastRow="0" w:noHBand="0" w:noVBand="1" w:val="04A0"/>
+        <w:tblLayout w:type="fixed"/>
+        <w:tblBorders>
+          <w:top w:val="single" w:sz="4" w:space="0" w:color="D9D9D9"/>
+          <w:left w:val="single" w:sz="4" w:space="0" w:color="D9D9D9"/>
+          <w:bottom w:val="single" w:sz="4" w:space="0" w:color="D9D9D9"/>
+          <w:right w:val="single" w:sz="4" w:space="0" w:color="D9D9D9"/>
+          <w:insideH w:val="single" w:sz="4" w:space="0" w:color="D9D9D9"/>
+          <w:insideV w:val="single" w:sz="4" w:space="0" w:color="D9D9D9"/>
+        </w:tblBorders>
+        <w:tblCellMar>
+          <w:top w:w="45" w:type="dxa"/>
+          <w:left w:w="70" w:type="dxa"/>
+          <w:bottom w:w="45" w:type="dxa"/>
+          <w:right w:w="70" w:type="dxa"/>
+        </w:tblCellMar>
+      </w:tblPr>
+      <w:tblGrid>
+        <w:gridCol w:w="1512"/>
+        <w:gridCol w:w="3125"/>
+      </w:tblGrid>
+      <w:tr>
+        <w:trPr>
+          <w:cantSplit/>
+          <w:tblHeader w:val="true"/>
+        </w:trPr>
+        <w:tc>
+          <w:tcPr>
+            <w:tcW w:type="dxa" w:w="1512"/>
+            <w:shd w:val="clear" w:color="auto" w:fill="1F4E78"/>
+            <w:vAlign w:val="center"/>
+          </w:tcPr>
+          <w:p>
+            <w:pPr>
+              <w:keepNext w:val="0"/>
+              <w:keepLines/>
+              <w:widowControl/>
+              <w:spacing w:before="0" w:after="0" w:line="240" w:lineRule="auto"/>
+              <w:jc w:val="center"/>
+            </w:pPr>
+            <w:r>
+              <w:rPr>
+                <w:rFonts w:ascii="Nanum Gothic" w:hAnsi="Nanum Gothic" w:eastAsia="Nanum Gothic" w:cs="Nanum Gothic"/>
+                <w:b/>
+                <w:i w:val="0"/>
+                <w:color w:val="FFFFFF"/>
+                <w:sz w:val="14"/>
+              </w:rPr>
+              <w:t>신호[3:0]</w:t>
+            </w:r>
+          </w:p>
+        </w:tc>
+        <w:tc>
+          <w:tcPr>
+            <w:tcW w:type="dxa" w:w="3125"/>
+            <w:shd w:val="clear" w:color="auto" w:fill="1F4E78"/>
+            <w:vAlign w:val="center"/>
+          </w:tcPr>
+          <w:p>
+            <w:pPr>
+              <w:keepNext w:val="0"/>
+              <w:keepLines/>
+              <w:widowControl/>
+              <w:spacing w:before="0" w:after="0" w:line="240" w:lineRule="auto"/>
+              <w:jc w:val="center"/>
+            </w:pPr>
+            <w:r>
+              <w:rPr>
+                <w:rFonts w:ascii="Nanum Gothic" w:hAnsi="Nanum Gothic" w:eastAsia="Nanum Gothic" w:cs="Nanum Gothic"/>
+                <w:b/>
+                <w:i w:val="0"/>
+                <w:color w:val="FFFFFF"/>
+                <w:sz w:val="14"/>
+              </w:rPr>
+              <w:t>남 · 북 · 서 · 동</w:t>
+            </w:r>
+          </w:p>
+        </w:tc>
+      </w:tr>
+      <w:tr>
+        <w:trPr>
+          <w:cantSplit/>
+        </w:trPr>
+        <w:tc>
+          <w:tcPr>
+            <w:tcW w:type="dxa" w:w="1512"/>
+            <w:shd w:val="clear" w:color="auto" w:fill="EAF2F8"/>
+            <w:vAlign w:val="center"/>
+          </w:tcPr>
+          <w:p>
+            <w:pPr>
+              <w:keepNext w:val="0"/>
+              <w:keepLines/>
+              <w:widowControl/>
+              <w:spacing w:before="0" w:after="0" w:line="240" w:lineRule="auto"/>
+              <w:jc w:val="left"/>
+            </w:pPr>
+            <w:r>
+              <w:rPr>
+                <w:rFonts w:ascii="Nanum Gothic" w:hAnsi="Nanum Gothic" w:eastAsia="Nanum Gothic" w:cs="Nanum Gothic"/>
+                <w:b w:val="0"/>
+                <w:i w:val="0"/>
+                <w:color w:val="222222"/>
+                <w:sz w:val="14"/>
+              </w:rPr>
+              <w:t>led_red</w:t>
+            </w:r>
+          </w:p>
+        </w:tc>
+        <w:tc>
+          <w:tcPr>
+            <w:tcW w:type="dxa" w:w="3125"/>
+            <w:shd w:val="clear" w:color="auto" w:fill="EAF2F8"/>
+            <w:vAlign w:val="center"/>
+          </w:tcPr>
+          <w:p>
+            <w:pPr>
+              <w:keepNext w:val="0"/>
+              <w:keepLines/>
+              <w:widowControl/>
+              <w:spacing w:before="0" w:after="0" w:line="240" w:lineRule="auto"/>
+              <w:jc w:val="left"/>
+            </w:pPr>
+            <w:r>
+              <w:rPr>
+                <w:rFonts w:ascii="Nanum Gothic" w:hAnsi="Nanum Gothic" w:eastAsia="Nanum Gothic" w:cs="Nanum Gothic"/>
+                <w:b w:val="0"/>
+                <w:i w:val="0"/>
+                <w:color w:val="222222"/>
+                <w:sz w:val="14"/>
+              </w:rPr>
+              <w:t>B13 · G14 · C17 · C12</w:t>
+            </w:r>
+          </w:p>
+        </w:tc>
+      </w:tr>
+      <w:tr>
+        <w:trPr>
+          <w:cantSplit/>
+        </w:trPr>
+        <w:tc>
+          <w:tcPr>
+            <w:tcW w:type="dxa" w:w="1512"/>
+            <w:shd w:val="clear" w:color="auto" w:fill="FFFFFF"/>
+            <w:vAlign w:val="center"/>
+          </w:tcPr>
+          <w:p>
+            <w:pPr>
+              <w:keepNext w:val="0"/>
+              <w:keepLines/>
+              <w:widowControl/>
+              <w:spacing w:before="0" w:after="0" w:line="240" w:lineRule="auto"/>
+              <w:jc w:val="left"/>
+            </w:pPr>
+            <w:r>
+              <w:rPr>
+                <w:rFonts w:ascii="Nanum Gothic" w:hAnsi="Nanum Gothic" w:eastAsia="Nanum Gothic" w:cs="Nanum Gothic"/>
+                <w:b w:val="0"/>
+                <w:i w:val="0"/>
+                <w:color w:val="222222"/>
+                <w:sz w:val="14"/>
+              </w:rPr>
+              <w:t>led_yellow</w:t>
+            </w:r>
+          </w:p>
+        </w:tc>
+        <w:tc>
+          <w:tcPr>
+            <w:tcW w:type="dxa" w:w="3125"/>
+            <w:shd w:val="clear" w:color="auto" w:fill="FFFFFF"/>
+            <w:vAlign w:val="center"/>
+          </w:tcPr>
+          <w:p>
+            <w:pPr>
+              <w:keepNext w:val="0"/>
+              <w:keepLines/>
+              <w:widowControl/>
+              <w:spacing w:before="0" w:after="0" w:line="240" w:lineRule="auto"/>
+              <w:jc w:val="left"/>
+            </w:pPr>
+            <w:r>
+              <w:rPr>
+                <w:rFonts w:ascii="Nanum Gothic" w:hAnsi="Nanum Gothic" w:eastAsia="Nanum Gothic" w:cs="Nanum Gothic"/>
+                <w:b w:val="0"/>
+                <w:i w:val="0"/>
+                <w:color w:val="222222"/>
+                <w:sz w:val="14"/>
+              </w:rPr>
+              <w:t>L18 · A14 · C18 · D13</w:t>
+            </w:r>
+          </w:p>
+        </w:tc>
+      </w:tr>
+      <w:tr>
+        <w:trPr>
+          <w:cantSplit/>
+        </w:trPr>
+        <w:tc>
+          <w:tcPr>
+            <w:tcW w:type="dxa" w:w="1512"/>
+            <w:shd w:val="clear" w:color="auto" w:fill="EAF2F8"/>
+            <w:vAlign w:val="center"/>
+          </w:tcPr>
+          <w:p>
+            <w:pPr>
+              <w:keepNext w:val="0"/>
+              <w:keepLines/>
+              <w:widowControl/>
+              <w:spacing w:before="0" w:after="0" w:line="240" w:lineRule="auto"/>
+              <w:jc w:val="left"/>
+            </w:pPr>
+            <w:r>
+              <w:rPr>
+                <w:rFonts w:ascii="Nanum Gothic" w:hAnsi="Nanum Gothic" w:eastAsia="Nanum Gothic" w:cs="Nanum Gothic"/>
+                <w:b w:val="0"/>
+                <w:i w:val="0"/>
+                <w:color w:val="222222"/>
+                <w:sz w:val="14"/>
+              </w:rPr>
+              <w:t>led_green</w:t>
+            </w:r>
+          </w:p>
+        </w:tc>
+        <w:tc>
+          <w:tcPr>
+            <w:tcW w:type="dxa" w:w="3125"/>
+            <w:shd w:val="clear" w:color="auto" w:fill="EAF2F8"/>
+            <w:vAlign w:val="center"/>
+          </w:tcPr>
+          <w:p>
+            <w:pPr>
+              <w:keepNext w:val="0"/>
+              <w:keepLines/>
+              <w:widowControl/>
+              <w:spacing w:before="0" w:after="0" w:line="240" w:lineRule="auto"/>
+              <w:jc w:val="left"/>
+            </w:pPr>
+            <w:r>
+              <w:rPr>
+                <w:rFonts w:ascii="Nanum Gothic" w:hAnsi="Nanum Gothic" w:eastAsia="Nanum Gothic" w:cs="Nanum Gothic"/>
+                <w:b w:val="0"/>
+                <w:i w:val="0"/>
+                <w:color w:val="222222"/>
+                <w:sz w:val="14"/>
+              </w:rPr>
+              <w:t>E16 · C16 · A20 · E11</w:t>
+            </w:r>
+          </w:p>
+        </w:tc>
+      </w:tr>
+      <w:tr>
+        <w:trPr>
+          <w:cantSplit/>
+        </w:trPr>
+        <w:tc>
+          <w:tcPr>
+            <w:tcW w:type="dxa" w:w="1512"/>
+            <w:shd w:val="clear" w:color="auto" w:fill="FFFFFF"/>
+            <w:vAlign w:val="center"/>
+          </w:tcPr>
+          <w:p>
+            <w:pPr>
+              <w:keepNext w:val="0"/>
+              <w:keepLines/>
+              <w:widowControl/>
+              <w:spacing w:before="0" w:after="0" w:line="240" w:lineRule="auto"/>
+              <w:jc w:val="left"/>
+            </w:pPr>
+            <w:r>
+              <w:rPr>
+                <w:rFonts w:ascii="Nanum Gothic" w:hAnsi="Nanum Gothic" w:eastAsia="Nanum Gothic" w:cs="Nanum Gothic"/>
+                <w:b w:val="0"/>
+                <w:i w:val="0"/>
+                <w:color w:val="222222"/>
+                <w:sz w:val="14"/>
+              </w:rPr>
+              <w:t>led_left</w:t>
+            </w:r>
+          </w:p>
+        </w:tc>
+        <w:tc>
+          <w:tcPr>
+            <w:tcW w:type="dxa" w:w="3125"/>
+            <w:shd w:val="clear" w:color="auto" w:fill="FFFFFF"/>
+            <w:vAlign w:val="center"/>
+          </w:tcPr>
+          <w:p>
+            <w:pPr>
+              <w:keepNext w:val="0"/>
+              <w:keepLines/>
+              <w:widowControl/>
+              <w:spacing w:before="0" w:after="0" w:line="240" w:lineRule="auto"/>
+              <w:jc w:val="left"/>
+            </w:pPr>
+            <w:r>
+              <w:rPr>
+                <w:rFonts w:ascii="Nanum Gothic" w:hAnsi="Nanum Gothic" w:eastAsia="Nanum Gothic" w:cs="Nanum Gothic"/>
+                <w:b w:val="0"/>
+                <w:i w:val="0"/>
+                <w:color w:val="222222"/>
+                <w:sz w:val="14"/>
+              </w:rPr>
+              <w:t>F15 · D15 · C19 · F10</w:t>
+            </w:r>
+          </w:p>
+        </w:tc>
+      </w:tr>
+      <w:tr>
+        <w:trPr>
+          <w:cantSplit/>
+        </w:trPr>
+        <w:tc>
+          <w:tcPr>
+            <w:tcW w:type="dxa" w:w="1512"/>
+            <w:shd w:val="clear" w:color="auto" w:fill="EAF2F8"/>
+            <w:vAlign w:val="center"/>
+          </w:tcPr>
+          <w:p>
+            <w:pPr>
+              <w:keepNext w:val="0"/>
+              <w:keepLines/>
+              <w:widowControl/>
+              <w:spacing w:before="0" w:after="0" w:line="240" w:lineRule="auto"/>
+              <w:jc w:val="left"/>
+            </w:pPr>
+            <w:r>
+              <w:rPr>
+                <w:rFonts w:ascii="Nanum Gothic" w:hAnsi="Nanum Gothic" w:eastAsia="Nanum Gothic" w:cs="Nanum Gothic"/>
+                <w:b w:val="0"/>
+                <w:i w:val="0"/>
+                <w:color w:val="222222"/>
+                <w:sz w:val="14"/>
+              </w:rPr>
+              <w:t>led_walk_red</w:t>
+            </w:r>
+          </w:p>
+        </w:tc>
+        <w:tc>
+          <w:tcPr>
+            <w:tcW w:type="dxa" w:w="3125"/>
+            <w:shd w:val="clear" w:color="auto" w:fill="EAF2F8"/>
+            <w:vAlign w:val="center"/>
+          </w:tcPr>
+          <w:p>
+            <w:pPr>
+              <w:keepNext w:val="0"/>
+              <w:keepLines/>
+              <w:widowControl/>
+              <w:spacing w:before="0" w:after="0" w:line="240" w:lineRule="auto"/>
+              <w:jc w:val="left"/>
+            </w:pPr>
+            <w:r>
+              <w:rPr>
+                <w:rFonts w:ascii="Nanum Gothic" w:hAnsi="Nanum Gothic" w:eastAsia="Nanum Gothic" w:cs="Nanum Gothic"/>
+                <w:b w:val="0"/>
+                <w:i w:val="0"/>
+                <w:color w:val="222222"/>
+                <w:sz w:val="14"/>
+              </w:rPr>
+              <w:t>A19 · G13 · E18 · C11</w:t>
+            </w:r>
+          </w:p>
+        </w:tc>
+      </w:tr>
+      <w:tr>
+        <w:trPr>
+          <w:cantSplit/>
+        </w:trPr>
+        <w:tc>
+          <w:tcPr>
+            <w:tcW w:type="dxa" w:w="1512"/>
+            <w:shd w:val="clear" w:color="auto" w:fill="FFFFFF"/>
+            <w:vAlign w:val="center"/>
+          </w:tcPr>
+          <w:p>
+            <w:pPr>
+              <w:keepNext w:val="0"/>
+              <w:keepLines/>
+              <w:widowControl/>
+              <w:spacing w:before="0" w:after="0" w:line="240" w:lineRule="auto"/>
+              <w:jc w:val="left"/>
+            </w:pPr>
+            <w:r>
+              <w:rPr>
+                <w:rFonts w:ascii="Nanum Gothic" w:hAnsi="Nanum Gothic" w:eastAsia="Nanum Gothic" w:cs="Nanum Gothic"/>
+                <w:b w:val="0"/>
+                <w:i w:val="0"/>
+                <w:color w:val="222222"/>
+                <w:sz w:val="14"/>
+              </w:rPr>
+              <w:t>led_walk_green</w:t>
+            </w:r>
+          </w:p>
+        </w:tc>
+        <w:tc>
+          <w:tcPr>
+            <w:tcW w:type="dxa" w:w="3125"/>
+            <w:shd w:val="clear" w:color="auto" w:fill="FFFFFF"/>
+            <w:vAlign w:val="center"/>
+          </w:tcPr>
+          <w:p>
+            <w:pPr>
+              <w:keepNext w:val="0"/>
+              <w:keepLines/>
+              <w:widowControl/>
+              <w:spacing w:before="0" w:after="0" w:line="240" w:lineRule="auto"/>
+              <w:jc w:val="left"/>
+            </w:pPr>
+            <w:r>
+              <w:rPr>
+                <w:rFonts w:ascii="Nanum Gothic" w:hAnsi="Nanum Gothic" w:eastAsia="Nanum Gothic" w:cs="Nanum Gothic"/>
+                <w:b w:val="0"/>
+                <w:i w:val="0"/>
+                <w:color w:val="222222"/>
+                <w:sz w:val="14"/>
+              </w:rPr>
+              <w:t>E19 · F12 · A16 · G11</w:t>
+            </w:r>
+          </w:p>
+        </w:tc>
+      </w:tr>
+      <w:tr>
+        <w:trPr>
+          <w:cantSplit/>
+        </w:trPr>
+        <w:tc>
+          <w:tcPr>
+            <w:tcW w:type="dxa" w:w="1512"/>
+            <w:shd w:val="clear" w:color="auto" w:fill="EAF2F8"/>
+            <w:vAlign w:val="center"/>
+          </w:tcPr>
+          <w:p>
+            <w:pPr>
+              <w:keepNext w:val="0"/>
+              <w:keepLines/>
+              <w:widowControl/>
+              <w:spacing w:before="0" w:after="0" w:line="240" w:lineRule="auto"/>
+              <w:jc w:val="left"/>
+            </w:pPr>
+            <w:r>
+              <w:rPr>
+                <w:rFonts w:ascii="Nanum Gothic" w:hAnsi="Nanum Gothic" w:eastAsia="Nanum Gothic" w:cs="Nanum Gothic"/>
+                <w:b w:val="0"/>
+                <w:i w:val="0"/>
+                <w:color w:val="222222"/>
+                <w:sz w:val="14"/>
+              </w:rPr>
+              <w:t>clk · rst · flicker</w:t>
+            </w:r>
+          </w:p>
+        </w:tc>
+        <w:tc>
+          <w:tcPr>
+            <w:tcW w:type="dxa" w:w="3125"/>
+            <w:shd w:val="clear" w:color="auto" w:fill="EAF2F8"/>
+            <w:vAlign w:val="center"/>
+          </w:tcPr>
+          <w:p>
+            <w:pPr>
+              <w:keepNext w:val="0"/>
+              <w:keepLines/>
+              <w:widowControl/>
+              <w:spacing w:before="0" w:after="0" w:line="240" w:lineRule="auto"/>
+              <w:jc w:val="left"/>
+            </w:pPr>
+            <w:r>
+              <w:rPr>
+                <w:rFonts w:ascii="Nanum Gothic" w:hAnsi="Nanum Gothic" w:eastAsia="Nanum Gothic" w:cs="Nanum Gothic"/>
+                <w:b w:val="0"/>
+                <w:i w:val="0"/>
+                <w:color w:val="222222"/>
+                <w:sz w:val="14"/>
+              </w:rPr>
+              <w:t>B6 · K4 · N8 (SW2)</w:t>
+            </w:r>
+          </w:p>
+        </w:tc>
+      </w:tr>
+    </w:tbl>
+    <w:p>
+      <w:pPr>
+        <w:keepNext w:val="0"/>
+        <w:keepLines/>
+        <w:widowControl/>
+        <w:spacing w:before="0" w:after="80" w:line="240" w:lineRule="auto"/>
+      </w:pPr>
+      <w:r>
+        <w:rPr>
+          <w:rFonts w:ascii="Nanum Gothic" w:hAnsi="Nanum Gothic" w:eastAsia="Nanum Gothic" w:cs="Nanum Gothic"/>
+          <w:b w:val="0"/>
+          <w:i w:val="0"/>
+          <w:color w:val="000000"/>
+          <w:sz w:val="4"/>
+        </w:rPr>
+      </w:r>
+    </w:p>
+    <w:p>
+      <w:pPr>
+        <w:keepNext w:val="0"/>
+        <w:keepLines/>
+        <w:widowControl/>
+        <w:spacing w:before="0" w:after="80" w:line="269" w:lineRule="auto"/>
+      </w:pPr>
+      <w:r>
+        <w:rPr>
+          <w:rFonts w:ascii="Nanum Gothic" w:hAnsi="Nanum Gothic" w:eastAsia="Nanum Gothic" w:cs="Nanum Gothic"/>
+          <w:b w:val="0"/>
+          <w:i w:val="0"/>
+          <w:color w:val="000000"/>
+          <w:sz w:val="20"/>
+        </w:rPr>
+        <w:t>교재 예제는 flicker 버튼과 sw_flicker 버튼을 따로 두지만, 매뉴얼 설계의 flicker는 HIGH인 동안만 점멸 모드다. 그래서 교재의 flicker 버튼(SW2, N8)에 연결해 누르고 있는 동안 점멸하게 했다.</w:t>
       </w:r>
     </w:p>
     <w:tbl>
@@ -13564,7 +14083,7 @@
                 <w:color w:val="FFFFFF"/>
                 <w:sz w:val="15"/>
               </w:rPr>
-              <w:t>확인 항목</w:t>
+              <w:t>항목</w:t>
             </w:r>
           </w:p>
         </w:tc>
@@ -13590,7 +14109,7 @@
                 <w:color w:val="FFFFFF"/>
                 <w:sz w:val="15"/>
               </w:rPr>
-              <w:t>예상 관찰</w:t>
+              <w:t>값</w:t>
             </w:r>
           </w:p>
         </w:tc>
@@ -13621,7 +14140,7 @@
                 <w:color w:val="222222"/>
                 <w:sz w:val="14"/>
               </w:rPr>
-              <w:t>리셋 뒤</w:t>
+              <w:t>LUT · 레지스터</w:t>
             </w:r>
           </w:p>
         </w:tc>
@@ -13647,7 +14166,7 @@
                 <w:color w:val="222222"/>
                 <w:sz w:val="14"/>
               </w:rPr>
-              <w:t>방향 0 초록, 대응 보행자 초록</w:t>
+              <w:t>42개 · 32개</w:t>
             </w:r>
           </w:p>
         </w:tc>
@@ -13678,7 +14197,7 @@
                 <w:color w:val="222222"/>
                 <w:sz w:val="14"/>
               </w:rPr>
-              <w:t>4초부터</w:t>
+              <w:t>타이밍</w:t>
             </w:r>
           </w:p>
         </w:tc>
@@ -13704,7 +14223,7 @@
                 <w:color w:val="222222"/>
                 <w:sz w:val="14"/>
               </w:rPr>
-              <w:t>보행자 초록이 0.5초씩 점멸</w:t>
+              <w:t>50 MHz에서 WNS +15.148 ns, 위반 없음</w:t>
             </w:r>
           </w:p>
         </w:tc>
@@ -13735,7 +14254,7 @@
                 <w:color w:val="222222"/>
                 <w:sz w:val="14"/>
               </w:rPr>
-              <w:t>11초부터</w:t>
+              <w:t>DRC</w:t>
             </w:r>
           </w:p>
         </w:tc>
@@ -13761,7 +14280,7 @@
                 <w:color w:val="222222"/>
                 <w:sz w:val="14"/>
               </w:rPr>
-              <w:t>방향 0 노랑, 보행자 빨강</w:t>
+              <w:t>오류 0, 경고 1 (CFGBVS 미설정)</w:t>
             </w:r>
           </w:p>
         </w:tc>
@@ -13792,7 +14311,7 @@
                 <w:color w:val="222222"/>
                 <w:sz w:val="14"/>
               </w:rPr>
-              <w:t>13초</w:t>
+              <w:t>bitstream</w:t>
             </w:r>
           </w:p>
         </w:tc>
@@ -13818,7 +14337,157 @@
                 <w:color w:val="222222"/>
                 <w:sz w:val="14"/>
               </w:rPr>
-              <w:t>방향 1로 이동</w:t>
+              <w:t>lab5_02_traffic/bitstream/traffic.bit</w:t>
+            </w:r>
+          </w:p>
+        </w:tc>
+      </w:tr>
+    </w:tbl>
+    <w:p>
+      <w:pPr>
+        <w:keepNext w:val="0"/>
+        <w:keepLines/>
+        <w:widowControl/>
+        <w:spacing w:before="0" w:after="80" w:line="240" w:lineRule="auto"/>
+      </w:pPr>
+      <w:r>
+        <w:rPr>
+          <w:rFonts w:ascii="Nanum Gothic" w:hAnsi="Nanum Gothic" w:eastAsia="Nanum Gothic" w:cs="Nanum Gothic"/>
+          <w:b w:val="0"/>
+          <w:i w:val="0"/>
+          <w:color w:val="000000"/>
+          <w:sz w:val="4"/>
+        </w:rPr>
+      </w:r>
+    </w:p>
+    <w:p>
+      <w:pPr>
+        <w:keepNext w:val="0"/>
+        <w:keepLines/>
+        <w:widowControl/>
+        <w:spacing w:before="20" w:after="100" w:line="240" w:lineRule="auto"/>
+      </w:pPr>
+      <w:r>
+        <w:rPr>
+          <w:rFonts w:ascii="Nanum Gothic" w:hAnsi="Nanum Gothic" w:eastAsia="Nanum Gothic" w:cs="Nanum Gothic"/>
+          <w:b/>
+          <w:i w:val="0"/>
+          <w:color w:val="555555"/>
+          <w:sz w:val="14"/>
+        </w:rPr>
+        <w:t xml:space="preserve">XDC: </w:t>
+      </w:r>
+      <w:hyperlink r:id="rId42">
+        <w:r>
+          <w:rPr>
+            <w:rFonts w:ascii="Nanum Gothic" w:hAnsi="Nanum Gothic" w:eastAsia="Nanum Gothic" w:cs="Nanum Gothic"/>
+            <w:color w:val="0563C1"/>
+            <w:u w:val="single"/>
+            <w:sz w:val="14"/>
+          </w:rPr>
+          <w:t xml:space="preserve">https://github.com/tae2yi/UOS_ece2/blob/master/lab5/lab5_02_traffic/constraints/traffic.xdc</w:t>
+        </w:r>
+      </w:hyperlink>
+    </w:p>
+    <w:p>
+      <w:pPr>
+        <w:pStyle w:val="Heading2"/>
+        <w:keepNext/>
+        <w:keepLines/>
+        <w:widowControl/>
+        <w:spacing w:before="140" w:after="60" w:line="240" w:lineRule="auto"/>
+      </w:pPr>
+      <w:r>
+        <w:rPr>
+          <w:rFonts w:ascii="Nanum Gothic" w:hAnsi="Nanum Gothic" w:eastAsia="Nanum Gothic" w:cs="Nanum Gothic"/>
+          <w:b/>
+          <w:i w:val="0"/>
+          <w:color w:val="000000"/>
+          <w:sz w:val="23"/>
+        </w:rPr>
+        <w:t>보드에서 확인할 항목</w:t>
+      </w:r>
+    </w:p>
+    <w:tbl>
+      <w:tblPr>
+        <w:tblW w:type="dxa" w:w="4637"/>
+        <w:jc w:val="center"/>
+        <w:tblLayout w:type="fixed"/>
+        <w:tblLook w:firstColumn="1" w:firstRow="1" w:lastColumn="0" w:lastRow="0" w:noHBand="0" w:noVBand="1" w:val="04A0"/>
+        <w:tblLayout w:type="fixed"/>
+        <w:tblBorders>
+          <w:top w:val="single" w:sz="4" w:space="0" w:color="D9D9D9"/>
+          <w:left w:val="single" w:sz="4" w:space="0" w:color="D9D9D9"/>
+          <w:bottom w:val="single" w:sz="4" w:space="0" w:color="D9D9D9"/>
+          <w:right w:val="single" w:sz="4" w:space="0" w:color="D9D9D9"/>
+          <w:insideH w:val="single" w:sz="4" w:space="0" w:color="D9D9D9"/>
+          <w:insideV w:val="single" w:sz="4" w:space="0" w:color="D9D9D9"/>
+        </w:tblBorders>
+        <w:tblCellMar>
+          <w:top w:w="45" w:type="dxa"/>
+          <w:left w:w="70" w:type="dxa"/>
+          <w:bottom w:w="45" w:type="dxa"/>
+          <w:right w:w="70" w:type="dxa"/>
+        </w:tblCellMar>
+      </w:tblPr>
+      <w:tblGrid>
+        <w:gridCol w:w="1296"/>
+        <w:gridCol w:w="3341"/>
+      </w:tblGrid>
+      <w:tr>
+        <w:trPr>
+          <w:cantSplit/>
+          <w:tblHeader w:val="true"/>
+        </w:trPr>
+        <w:tc>
+          <w:tcPr>
+            <w:tcW w:type="dxa" w:w="1296"/>
+            <w:shd w:val="clear" w:color="auto" w:fill="1F4E78"/>
+            <w:vAlign w:val="center"/>
+          </w:tcPr>
+          <w:p>
+            <w:pPr>
+              <w:keepNext w:val="0"/>
+              <w:keepLines/>
+              <w:widowControl/>
+              <w:spacing w:before="0" w:after="0" w:line="240" w:lineRule="auto"/>
+              <w:jc w:val="center"/>
+            </w:pPr>
+            <w:r>
+              <w:rPr>
+                <w:rFonts w:ascii="Nanum Gothic" w:hAnsi="Nanum Gothic" w:eastAsia="Nanum Gothic" w:cs="Nanum Gothic"/>
+                <w:b/>
+                <w:i w:val="0"/>
+                <w:color w:val="FFFFFF"/>
+                <w:sz w:val="15"/>
+              </w:rPr>
+              <w:t>확인 항목</w:t>
+            </w:r>
+          </w:p>
+        </w:tc>
+        <w:tc>
+          <w:tcPr>
+            <w:tcW w:type="dxa" w:w="3341"/>
+            <w:shd w:val="clear" w:color="auto" w:fill="1F4E78"/>
+            <w:vAlign w:val="center"/>
+          </w:tcPr>
+          <w:p>
+            <w:pPr>
+              <w:keepNext w:val="0"/>
+              <w:keepLines/>
+              <w:widowControl/>
+              <w:spacing w:before="0" w:after="0" w:line="240" w:lineRule="auto"/>
+              <w:jc w:val="center"/>
+            </w:pPr>
+            <w:r>
+              <w:rPr>
+                <w:rFonts w:ascii="Nanum Gothic" w:hAnsi="Nanum Gothic" w:eastAsia="Nanum Gothic" w:cs="Nanum Gothic"/>
+                <w:b/>
+                <w:i w:val="0"/>
+                <w:color w:val="FFFFFF"/>
+                <w:sz w:val="15"/>
+              </w:rPr>
+              <w:t>예상 관찰</w:t>
             </w:r>
           </w:p>
         </w:tc>
@@ -13849,7 +14518,7 @@
                 <w:color w:val="222222"/>
                 <w:sz w:val="14"/>
               </w:rPr>
-              <w:t>flicker</w:t>
+              <w:t>리셋 뒤</w:t>
             </w:r>
           </w:p>
         </w:tc>
@@ -13875,7 +14544,235 @@
                 <w:color w:val="222222"/>
                 <w:sz w:val="14"/>
               </w:rPr>
-              <w:t>노랑·보행자 빨강 동시 점멸</w:t>
+              <w:t>방향 0 초록, 대응 보행자 초록</w:t>
+            </w:r>
+          </w:p>
+        </w:tc>
+      </w:tr>
+      <w:tr>
+        <w:trPr>
+          <w:cantSplit/>
+        </w:trPr>
+        <w:tc>
+          <w:tcPr>
+            <w:tcW w:type="dxa" w:w="1296"/>
+            <w:shd w:val="clear" w:color="auto" w:fill="FFFFFF"/>
+            <w:vAlign w:val="center"/>
+          </w:tcPr>
+          <w:p>
+            <w:pPr>
+              <w:keepNext w:val="0"/>
+              <w:keepLines/>
+              <w:widowControl/>
+              <w:spacing w:before="0" w:after="0" w:line="240" w:lineRule="auto"/>
+              <w:jc w:val="center"/>
+            </w:pPr>
+            <w:r>
+              <w:rPr>
+                <w:rFonts w:ascii="Nanum Gothic" w:hAnsi="Nanum Gothic" w:eastAsia="Nanum Gothic" w:cs="Nanum Gothic"/>
+                <w:b w:val="0"/>
+                <w:i w:val="0"/>
+                <w:color w:val="222222"/>
+                <w:sz w:val="14"/>
+              </w:rPr>
+              <w:t>4초부터</w:t>
+            </w:r>
+          </w:p>
+        </w:tc>
+        <w:tc>
+          <w:tcPr>
+            <w:tcW w:type="dxa" w:w="3341"/>
+            <w:shd w:val="clear" w:color="auto" w:fill="FFFFFF"/>
+            <w:vAlign w:val="center"/>
+          </w:tcPr>
+          <w:p>
+            <w:pPr>
+              <w:keepNext w:val="0"/>
+              <w:keepLines/>
+              <w:widowControl/>
+              <w:spacing w:before="0" w:after="0" w:line="240" w:lineRule="auto"/>
+              <w:jc w:val="left"/>
+            </w:pPr>
+            <w:r>
+              <w:rPr>
+                <w:rFonts w:ascii="Nanum Gothic" w:hAnsi="Nanum Gothic" w:eastAsia="Nanum Gothic" w:cs="Nanum Gothic"/>
+                <w:b w:val="0"/>
+                <w:i w:val="0"/>
+                <w:color w:val="222222"/>
+                <w:sz w:val="14"/>
+              </w:rPr>
+              <w:t>보행자 초록이 0.5초씩 점멸</w:t>
+            </w:r>
+          </w:p>
+        </w:tc>
+      </w:tr>
+      <w:tr>
+        <w:trPr>
+          <w:cantSplit/>
+        </w:trPr>
+        <w:tc>
+          <w:tcPr>
+            <w:tcW w:type="dxa" w:w="1296"/>
+            <w:shd w:val="clear" w:color="auto" w:fill="EAF2F8"/>
+            <w:vAlign w:val="center"/>
+          </w:tcPr>
+          <w:p>
+            <w:pPr>
+              <w:keepNext w:val="0"/>
+              <w:keepLines/>
+              <w:widowControl/>
+              <w:spacing w:before="0" w:after="0" w:line="240" w:lineRule="auto"/>
+              <w:jc w:val="center"/>
+            </w:pPr>
+            <w:r>
+              <w:rPr>
+                <w:rFonts w:ascii="Nanum Gothic" w:hAnsi="Nanum Gothic" w:eastAsia="Nanum Gothic" w:cs="Nanum Gothic"/>
+                <w:b w:val="0"/>
+                <w:i w:val="0"/>
+                <w:color w:val="222222"/>
+                <w:sz w:val="14"/>
+              </w:rPr>
+              <w:t>11초부터</w:t>
+            </w:r>
+          </w:p>
+        </w:tc>
+        <w:tc>
+          <w:tcPr>
+            <w:tcW w:type="dxa" w:w="3341"/>
+            <w:shd w:val="clear" w:color="auto" w:fill="EAF2F8"/>
+            <w:vAlign w:val="center"/>
+          </w:tcPr>
+          <w:p>
+            <w:pPr>
+              <w:keepNext w:val="0"/>
+              <w:keepLines/>
+              <w:widowControl/>
+              <w:spacing w:before="0" w:after="0" w:line="240" w:lineRule="auto"/>
+              <w:jc w:val="left"/>
+            </w:pPr>
+            <w:r>
+              <w:rPr>
+                <w:rFonts w:ascii="Nanum Gothic" w:hAnsi="Nanum Gothic" w:eastAsia="Nanum Gothic" w:cs="Nanum Gothic"/>
+                <w:b w:val="0"/>
+                <w:i w:val="0"/>
+                <w:color w:val="222222"/>
+                <w:sz w:val="14"/>
+              </w:rPr>
+              <w:t>방향 0 노랑, 보행자 빨강</w:t>
+            </w:r>
+          </w:p>
+        </w:tc>
+      </w:tr>
+      <w:tr>
+        <w:trPr>
+          <w:cantSplit/>
+        </w:trPr>
+        <w:tc>
+          <w:tcPr>
+            <w:tcW w:type="dxa" w:w="1296"/>
+            <w:shd w:val="clear" w:color="auto" w:fill="FFFFFF"/>
+            <w:vAlign w:val="center"/>
+          </w:tcPr>
+          <w:p>
+            <w:pPr>
+              <w:keepNext w:val="0"/>
+              <w:keepLines/>
+              <w:widowControl/>
+              <w:spacing w:before="0" w:after="0" w:line="240" w:lineRule="auto"/>
+              <w:jc w:val="center"/>
+            </w:pPr>
+            <w:r>
+              <w:rPr>
+                <w:rFonts w:ascii="Nanum Gothic" w:hAnsi="Nanum Gothic" w:eastAsia="Nanum Gothic" w:cs="Nanum Gothic"/>
+                <w:b w:val="0"/>
+                <w:i w:val="0"/>
+                <w:color w:val="222222"/>
+                <w:sz w:val="14"/>
+              </w:rPr>
+              <w:t>13초</w:t>
+            </w:r>
+          </w:p>
+        </w:tc>
+        <w:tc>
+          <w:tcPr>
+            <w:tcW w:type="dxa" w:w="3341"/>
+            <w:shd w:val="clear" w:color="auto" w:fill="FFFFFF"/>
+            <w:vAlign w:val="center"/>
+          </w:tcPr>
+          <w:p>
+            <w:pPr>
+              <w:keepNext w:val="0"/>
+              <w:keepLines/>
+              <w:widowControl/>
+              <w:spacing w:before="0" w:after="0" w:line="240" w:lineRule="auto"/>
+              <w:jc w:val="left"/>
+            </w:pPr>
+            <w:r>
+              <w:rPr>
+                <w:rFonts w:ascii="Nanum Gothic" w:hAnsi="Nanum Gothic" w:eastAsia="Nanum Gothic" w:cs="Nanum Gothic"/>
+                <w:b w:val="0"/>
+                <w:i w:val="0"/>
+                <w:color w:val="222222"/>
+                <w:sz w:val="14"/>
+              </w:rPr>
+              <w:t>방향 1로 이동</w:t>
+            </w:r>
+          </w:p>
+        </w:tc>
+      </w:tr>
+      <w:tr>
+        <w:trPr>
+          <w:cantSplit/>
+        </w:trPr>
+        <w:tc>
+          <w:tcPr>
+            <w:tcW w:type="dxa" w:w="1296"/>
+            <w:shd w:val="clear" w:color="auto" w:fill="EAF2F8"/>
+            <w:vAlign w:val="center"/>
+          </w:tcPr>
+          <w:p>
+            <w:pPr>
+              <w:keepNext w:val="0"/>
+              <w:keepLines/>
+              <w:widowControl/>
+              <w:spacing w:before="0" w:after="0" w:line="240" w:lineRule="auto"/>
+              <w:jc w:val="center"/>
+            </w:pPr>
+            <w:r>
+              <w:rPr>
+                <w:rFonts w:ascii="Nanum Gothic" w:hAnsi="Nanum Gothic" w:eastAsia="Nanum Gothic" w:cs="Nanum Gothic"/>
+                <w:b w:val="0"/>
+                <w:i w:val="0"/>
+                <w:color w:val="222222"/>
+                <w:sz w:val="14"/>
+              </w:rPr>
+              <w:t>flicker</w:t>
+            </w:r>
+          </w:p>
+        </w:tc>
+        <w:tc>
+          <w:tcPr>
+            <w:tcW w:type="dxa" w:w="3341"/>
+            <w:shd w:val="clear" w:color="auto" w:fill="EAF2F8"/>
+            <w:vAlign w:val="center"/>
+          </w:tcPr>
+          <w:p>
+            <w:pPr>
+              <w:keepNext w:val="0"/>
+              <w:keepLines/>
+              <w:widowControl/>
+              <w:spacing w:before="0" w:after="0" w:line="240" w:lineRule="auto"/>
+              <w:jc w:val="left"/>
+            </w:pPr>
+            <w:r>
+              <w:rPr>
+                <w:rFonts w:ascii="Nanum Gothic" w:hAnsi="Nanum Gothic" w:eastAsia="Nanum Gothic" w:cs="Nanum Gothic"/>
+                <w:b w:val="0"/>
+                <w:i w:val="0"/>
+                <w:color w:val="222222"/>
+                <w:sz w:val="14"/>
+              </w:rPr>
+              <w:t>SW2를 누르는 동안 노랑·보행자 빨강 점멸</w:t>
             </w:r>
           </w:p>
         </w:tc>
@@ -14008,7 +14905,7 @@
           <w:color w:val="000000"/>
           <w:sz w:val="20"/>
         </w:rPr>
-        <w:t>보드의 직렬 ADC 칩에 변환 명령을 보내고 변환 결과 12비트를 받아 LED에 표시한다. FPGA는 SCLK, CS, DIN을 만들고 DOUT을 받는 주인 역할이다. CS를 LOW로 둔 16클록 동안 명령 16비트를 내보내면서 동시에 결과 16비트를 받는다. 다음 주차의 SPI와 같은 구조다.</w:t>
+        <w:t>보드의 직렬 ADC 칩(AD7908, 8채널 8비트)에 변환 명령을 보내고 변환 결과를 받아 LED에 표시한다. 교재 기준으로 ch0에는 CdS 센서, ch1에는 가변저항 전압이 연결되어 있다. FPGA는 SCLK, CS, DIN을 만들고 DOUT을 받는 주인 역할이다. CS를 LOW로 둔 16클록 동안 명령 16비트를 내보내면서 동시에 결과 16비트를 받는다. 다음 주차의 SPI와 같은 구조다.</w:t>
       </w:r>
     </w:p>
     <w:p>
@@ -14023,7 +14920,7 @@
         <w:drawing>
           <wp:inline xmlns:a="http://schemas.openxmlformats.org/drawingml/2006/main" xmlns:pic="http://schemas.openxmlformats.org/drawingml/2006/picture">
             <wp:extent cx="2907792" cy="959571"/>
-            <wp:docPr id="14" name="Picture 14" title="그림 14" descr="FPGA-03 블록 흐름. 설계 top은 adc."/>
+            <wp:docPr id="14" name="Picture 14" title="그림 14" descr="FPGA-03 블록 흐름. 설계 top은 adc, 보드용 top은 adc_board."/>
             <wp:cNvGraphicFramePr>
               <a:graphicFrameLocks noChangeAspect="1"/>
             </wp:cNvGraphicFramePr>
@@ -14035,7 +14932,7 @@
                     <pic:cNvPicPr/>
                   </pic:nvPicPr>
                   <pic:blipFill>
-                    <a:blip r:embed="rId42"/>
+                    <a:blip r:embed="rId43"/>
                     <a:stretch>
                       <a:fillRect/>
                     </a:stretch>
@@ -14071,7 +14968,7 @@
           <w:color w:val="333333"/>
           <w:sz w:val="16"/>
         </w:rPr>
-        <w:t>그림 14. FPGA-03 블록 흐름. 설계 top은 adc.</w:t>
+        <w:t>그림 14. FPGA-03 블록 흐름. 설계 top은 adc, 보드용 top은 adc_board.</w:t>
       </w:r>
     </w:p>
     <w:tbl>
@@ -14900,7 +15797,7 @@
         </w:rPr>
         <w:t xml:space="preserve">GitHub: </w:t>
       </w:r>
-      <w:hyperlink r:id="rId43">
+      <w:hyperlink r:id="rId44">
         <w:r>
           <w:rPr>
             <w:rFonts w:ascii="Nanum Gothic" w:hAnsi="Nanum Gothic" w:eastAsia="Nanum Gothic" w:cs="Nanum Gothic"/>
@@ -14908,7 +15805,7 @@
             <w:u w:val="single"/>
             <w:sz w:val="14"/>
           </w:rPr>
-          <w:t xml:space="preserve">https://github.com/tae2yi/UOS_ece2/blob/57136f0/lab5/lab5_03_adc/src/adc.v#L18-L25</w:t>
+          <w:t xml:space="preserve">https://github.com/tae2yi/UOS_ece2/blob/master/lab5/lab5_03_adc/src/adc.v#L18-L25</w:t>
         </w:r>
       </w:hyperlink>
     </w:p>
@@ -15081,7 +15978,7 @@
             <w:u w:val="single"/>
             <w:sz w:val="14"/>
           </w:rPr>
-          <w:t xml:space="preserve">https://github.com/tae2yi/UOS_ece2/tree/57136f0/lab5/report/pre/logs</w:t>
+          <w:t xml:space="preserve">https://github.com/tae2yi/UOS_ece2/tree/master/lab5/report/pre/logs</w:t>
         </w:r>
       </w:hyperlink>
     </w:p>
@@ -15109,7 +16006,7 @@
                     <pic:cNvPicPr/>
                   </pic:nvPicPr>
                   <pic:blipFill>
-                    <a:blip r:embed="rId44"/>
+                    <a:blip r:embed="rId45"/>
                     <a:stretch>
                       <a:fillRect/>
                     </a:stretch>
@@ -15182,7 +16079,7 @@
           <w:color w:val="000000"/>
           <w:sz w:val="23"/>
         </w:rPr>
-        <w:t>합성 결과와 보드에서 확인할 항목</w:t>
+        <w:t>핀 배치와 구현 결과</w:t>
       </w:r>
     </w:p>
     <w:p>
@@ -15200,7 +16097,569 @@
           <w:color w:val="000000"/>
           <w:sz w:val="20"/>
         </w:rPr>
-        <w:t>XDC 없이 합성하면 LUT 60개, 레지스터 72개다. ADC 칩의 SCLK·CS·DIN·DOUT 핀과 채널 선택 입력은 교재 adc.zip의 핀 표로 XDC를 작성한다.</w:t>
+        <w:t>매뉴얼의 adc 모듈에는 보드 핀이 없는 출력 sample[11:0]과 data_valid가 있다. 이 포트에 핀을 정하지 않으면 bitstream을 만들 수 없으므로, adc를 그대로 연결하고 두 출력은 내부에 남기는 보드용 top adc_board를 따로 만들었다. 시뮬레이션은 계속 adc를 직접 검사한다.</w:t>
+      </w:r>
+    </w:p>
+    <w:tbl>
+      <w:tblPr>
+        <w:tblW w:type="dxa" w:w="4637"/>
+        <w:jc w:val="center"/>
+        <w:tblLayout w:type="fixed"/>
+        <w:tblLook w:firstColumn="1" w:firstRow="1" w:lastColumn="0" w:lastRow="0" w:noHBand="0" w:noVBand="1" w:val="04A0"/>
+        <w:tblLayout w:type="fixed"/>
+        <w:tblBorders>
+          <w:top w:val="single" w:sz="4" w:space="0" w:color="D9D9D9"/>
+          <w:left w:val="single" w:sz="4" w:space="0" w:color="D9D9D9"/>
+          <w:bottom w:val="single" w:sz="4" w:space="0" w:color="D9D9D9"/>
+          <w:right w:val="single" w:sz="4" w:space="0" w:color="D9D9D9"/>
+          <w:insideH w:val="single" w:sz="4" w:space="0" w:color="D9D9D9"/>
+          <w:insideV w:val="single" w:sz="4" w:space="0" w:color="D9D9D9"/>
+        </w:tblBorders>
+        <w:tblCellMar>
+          <w:top w:w="45" w:type="dxa"/>
+          <w:left w:w="70" w:type="dxa"/>
+          <w:bottom w:w="45" w:type="dxa"/>
+          <w:right w:w="70" w:type="dxa"/>
+        </w:tblCellMar>
+      </w:tblPr>
+      <w:tblGrid>
+        <w:gridCol w:w="1296"/>
+        <w:gridCol w:w="1872"/>
+        <w:gridCol w:w="1469"/>
+      </w:tblGrid>
+      <w:tr>
+        <w:trPr>
+          <w:cantSplit/>
+          <w:tblHeader w:val="true"/>
+        </w:trPr>
+        <w:tc>
+          <w:tcPr>
+            <w:tcW w:type="dxa" w:w="1296"/>
+            <w:shd w:val="clear" w:color="auto" w:fill="1F4E78"/>
+            <w:vAlign w:val="center"/>
+          </w:tcPr>
+          <w:p>
+            <w:pPr>
+              <w:keepNext w:val="0"/>
+              <w:keepLines/>
+              <w:widowControl/>
+              <w:spacing w:before="0" w:after="0" w:line="240" w:lineRule="auto"/>
+              <w:jc w:val="center"/>
+            </w:pPr>
+            <w:r>
+              <w:rPr>
+                <w:rFonts w:ascii="Nanum Gothic" w:hAnsi="Nanum Gothic" w:eastAsia="Nanum Gothic" w:cs="Nanum Gothic"/>
+                <w:b/>
+                <w:i w:val="0"/>
+                <w:color w:val="FFFFFF"/>
+                <w:sz w:val="14"/>
+              </w:rPr>
+              <w:t>신호</w:t>
+            </w:r>
+          </w:p>
+        </w:tc>
+        <w:tc>
+          <w:tcPr>
+            <w:tcW w:type="dxa" w:w="1872"/>
+            <w:shd w:val="clear" w:color="auto" w:fill="1F4E78"/>
+            <w:vAlign w:val="center"/>
+          </w:tcPr>
+          <w:p>
+            <w:pPr>
+              <w:keepNext w:val="0"/>
+              <w:keepLines/>
+              <w:widowControl/>
+              <w:spacing w:before="0" w:after="0" w:line="240" w:lineRule="auto"/>
+              <w:jc w:val="center"/>
+            </w:pPr>
+            <w:r>
+              <w:rPr>
+                <w:rFonts w:ascii="Nanum Gothic" w:hAnsi="Nanum Gothic" w:eastAsia="Nanum Gothic" w:cs="Nanum Gothic"/>
+                <w:b/>
+                <w:i w:val="0"/>
+                <w:color w:val="FFFFFF"/>
+                <w:sz w:val="14"/>
+              </w:rPr>
+              <w:t>핀</w:t>
+            </w:r>
+          </w:p>
+        </w:tc>
+        <w:tc>
+          <w:tcPr>
+            <w:tcW w:type="dxa" w:w="1469"/>
+            <w:shd w:val="clear" w:color="auto" w:fill="1F4E78"/>
+            <w:vAlign w:val="center"/>
+          </w:tcPr>
+          <w:p>
+            <w:pPr>
+              <w:keepNext w:val="0"/>
+              <w:keepLines/>
+              <w:widowControl/>
+              <w:spacing w:before="0" w:after="0" w:line="240" w:lineRule="auto"/>
+              <w:jc w:val="center"/>
+            </w:pPr>
+            <w:r>
+              <w:rPr>
+                <w:rFonts w:ascii="Nanum Gothic" w:hAnsi="Nanum Gothic" w:eastAsia="Nanum Gothic" w:cs="Nanum Gothic"/>
+                <w:b/>
+                <w:i w:val="0"/>
+                <w:color w:val="FFFFFF"/>
+                <w:sz w:val="14"/>
+              </w:rPr>
+              <w:t>근거</w:t>
+            </w:r>
+          </w:p>
+        </w:tc>
+      </w:tr>
+      <w:tr>
+        <w:trPr>
+          <w:cantSplit/>
+        </w:trPr>
+        <w:tc>
+          <w:tcPr>
+            <w:tcW w:type="dxa" w:w="1296"/>
+            <w:shd w:val="clear" w:color="auto" w:fill="EAF2F8"/>
+            <w:vAlign w:val="center"/>
+          </w:tcPr>
+          <w:p>
+            <w:pPr>
+              <w:keepNext w:val="0"/>
+              <w:keepLines/>
+              <w:widowControl/>
+              <w:spacing w:before="0" w:after="0" w:line="240" w:lineRule="auto"/>
+              <w:jc w:val="left"/>
+            </w:pPr>
+            <w:r>
+              <w:rPr>
+                <w:rFonts w:ascii="Nanum Gothic" w:hAnsi="Nanum Gothic" w:eastAsia="Nanum Gothic" w:cs="Nanum Gothic"/>
+                <w:b w:val="0"/>
+                <w:i w:val="0"/>
+                <w:color w:val="222222"/>
+                <w:sz w:val="14"/>
+              </w:rPr>
+              <w:t>adc_ncs · din</w:t>
+            </w:r>
+          </w:p>
+        </w:tc>
+        <w:tc>
+          <w:tcPr>
+            <w:tcW w:type="dxa" w:w="1872"/>
+            <w:shd w:val="clear" w:color="auto" w:fill="EAF2F8"/>
+            <w:vAlign w:val="center"/>
+          </w:tcPr>
+          <w:p>
+            <w:pPr>
+              <w:keepNext w:val="0"/>
+              <w:keepLines/>
+              <w:widowControl/>
+              <w:spacing w:before="0" w:after="0" w:line="240" w:lineRule="auto"/>
+              <w:jc w:val="left"/>
+            </w:pPr>
+            <w:r>
+              <w:rPr>
+                <w:rFonts w:ascii="Nanum Gothic" w:hAnsi="Nanum Gothic" w:eastAsia="Nanum Gothic" w:cs="Nanum Gothic"/>
+                <w:b w:val="0"/>
+                <w:i w:val="0"/>
+                <w:color w:val="222222"/>
+                <w:sz w:val="14"/>
+              </w:rPr>
+              <w:t>H3 · H5</w:t>
+            </w:r>
+          </w:p>
+        </w:tc>
+        <w:tc>
+          <w:tcPr>
+            <w:tcW w:type="dxa" w:w="1469"/>
+            <w:shd w:val="clear" w:color="auto" w:fill="EAF2F8"/>
+            <w:vAlign w:val="center"/>
+          </w:tcPr>
+          <w:p>
+            <w:pPr>
+              <w:keepNext w:val="0"/>
+              <w:keepLines/>
+              <w:widowControl/>
+              <w:spacing w:before="0" w:after="0" w:line="240" w:lineRule="auto"/>
+              <w:jc w:val="left"/>
+            </w:pPr>
+            <w:r>
+              <w:rPr>
+                <w:rFonts w:ascii="Nanum Gothic" w:hAnsi="Nanum Gothic" w:eastAsia="Nanum Gothic" w:cs="Nanum Gothic"/>
+                <w:b w:val="0"/>
+                <w:i w:val="0"/>
+                <w:color w:val="222222"/>
+                <w:sz w:val="14"/>
+              </w:rPr>
+              <w:t>교재 SPI_AD · SPI_DIN</w:t>
+            </w:r>
+          </w:p>
+        </w:tc>
+      </w:tr>
+      <w:tr>
+        <w:trPr>
+          <w:cantSplit/>
+        </w:trPr>
+        <w:tc>
+          <w:tcPr>
+            <w:tcW w:type="dxa" w:w="1296"/>
+            <w:shd w:val="clear" w:color="auto" w:fill="FFFFFF"/>
+            <w:vAlign w:val="center"/>
+          </w:tcPr>
+          <w:p>
+            <w:pPr>
+              <w:keepNext w:val="0"/>
+              <w:keepLines/>
+              <w:widowControl/>
+              <w:spacing w:before="0" w:after="0" w:line="240" w:lineRule="auto"/>
+              <w:jc w:val="left"/>
+            </w:pPr>
+            <w:r>
+              <w:rPr>
+                <w:rFonts w:ascii="Nanum Gothic" w:hAnsi="Nanum Gothic" w:eastAsia="Nanum Gothic" w:cs="Nanum Gothic"/>
+                <w:b w:val="0"/>
+                <w:i w:val="0"/>
+                <w:color w:val="222222"/>
+                <w:sz w:val="14"/>
+              </w:rPr>
+              <w:t>adc_dout · sclk</w:t>
+            </w:r>
+          </w:p>
+        </w:tc>
+        <w:tc>
+          <w:tcPr>
+            <w:tcW w:type="dxa" w:w="1872"/>
+            <w:shd w:val="clear" w:color="auto" w:fill="FFFFFF"/>
+            <w:vAlign w:val="center"/>
+          </w:tcPr>
+          <w:p>
+            <w:pPr>
+              <w:keepNext w:val="0"/>
+              <w:keepLines/>
+              <w:widowControl/>
+              <w:spacing w:before="0" w:after="0" w:line="240" w:lineRule="auto"/>
+              <w:jc w:val="left"/>
+            </w:pPr>
+            <w:r>
+              <w:rPr>
+                <w:rFonts w:ascii="Nanum Gothic" w:hAnsi="Nanum Gothic" w:eastAsia="Nanum Gothic" w:cs="Nanum Gothic"/>
+                <w:b w:val="0"/>
+                <w:i w:val="0"/>
+                <w:color w:val="222222"/>
+                <w:sz w:val="14"/>
+              </w:rPr>
+              <w:t>J6 · H7</w:t>
+            </w:r>
+          </w:p>
+        </w:tc>
+        <w:tc>
+          <w:tcPr>
+            <w:tcW w:type="dxa" w:w="1469"/>
+            <w:shd w:val="clear" w:color="auto" w:fill="FFFFFF"/>
+            <w:vAlign w:val="center"/>
+          </w:tcPr>
+          <w:p>
+            <w:pPr>
+              <w:keepNext w:val="0"/>
+              <w:keepLines/>
+              <w:widowControl/>
+              <w:spacing w:before="0" w:after="0" w:line="240" w:lineRule="auto"/>
+              <w:jc w:val="left"/>
+            </w:pPr>
+            <w:r>
+              <w:rPr>
+                <w:rFonts w:ascii="Nanum Gothic" w:hAnsi="Nanum Gothic" w:eastAsia="Nanum Gothic" w:cs="Nanum Gothic"/>
+                <w:b w:val="0"/>
+                <w:i w:val="0"/>
+                <w:color w:val="222222"/>
+                <w:sz w:val="14"/>
+              </w:rPr>
+              <w:t>교재 SPI_DOUT · SPI_SCK</w:t>
+            </w:r>
+          </w:p>
+        </w:tc>
+      </w:tr>
+      <w:tr>
+        <w:trPr>
+          <w:cantSplit/>
+        </w:trPr>
+        <w:tc>
+          <w:tcPr>
+            <w:tcW w:type="dxa" w:w="1296"/>
+            <w:shd w:val="clear" w:color="auto" w:fill="EAF2F8"/>
+            <w:vAlign w:val="center"/>
+          </w:tcPr>
+          <w:p>
+            <w:pPr>
+              <w:keepNext w:val="0"/>
+              <w:keepLines/>
+              <w:widowControl/>
+              <w:spacing w:before="0" w:after="0" w:line="240" w:lineRule="auto"/>
+              <w:jc w:val="left"/>
+            </w:pPr>
+            <w:r>
+              <w:rPr>
+                <w:rFonts w:ascii="Nanum Gothic" w:hAnsi="Nanum Gothic" w:eastAsia="Nanum Gothic" w:cs="Nanum Gothic"/>
+                <w:b w:val="0"/>
+                <w:i w:val="0"/>
+                <w:color w:val="222222"/>
+                <w:sz w:val="14"/>
+              </w:rPr>
+              <w:t>add_sel[0]</w:t>
+            </w:r>
+          </w:p>
+        </w:tc>
+        <w:tc>
+          <w:tcPr>
+            <w:tcW w:type="dxa" w:w="1872"/>
+            <w:shd w:val="clear" w:color="auto" w:fill="EAF2F8"/>
+            <w:vAlign w:val="center"/>
+          </w:tcPr>
+          <w:p>
+            <w:pPr>
+              <w:keepNext w:val="0"/>
+              <w:keepLines/>
+              <w:widowControl/>
+              <w:spacing w:before="0" w:after="0" w:line="240" w:lineRule="auto"/>
+              <w:jc w:val="left"/>
+            </w:pPr>
+            <w:r>
+              <w:rPr>
+                <w:rFonts w:ascii="Nanum Gothic" w:hAnsi="Nanum Gothic" w:eastAsia="Nanum Gothic" w:cs="Nanum Gothic"/>
+                <w:b w:val="0"/>
+                <w:i w:val="0"/>
+                <w:color w:val="222222"/>
+                <w:sz w:val="14"/>
+              </w:rPr>
+              <w:t>Y1</w:t>
+            </w:r>
+          </w:p>
+        </w:tc>
+        <w:tc>
+          <w:tcPr>
+            <w:tcW w:type="dxa" w:w="1469"/>
+            <w:shd w:val="clear" w:color="auto" w:fill="EAF2F8"/>
+            <w:vAlign w:val="center"/>
+          </w:tcPr>
+          <w:p>
+            <w:pPr>
+              <w:keepNext w:val="0"/>
+              <w:keepLines/>
+              <w:widowControl/>
+              <w:spacing w:before="0" w:after="0" w:line="240" w:lineRule="auto"/>
+              <w:jc w:val="left"/>
+            </w:pPr>
+            <w:r>
+              <w:rPr>
+                <w:rFonts w:ascii="Nanum Gothic" w:hAnsi="Nanum Gothic" w:eastAsia="Nanum Gothic" w:cs="Nanum Gothic"/>
+                <w:b w:val="0"/>
+                <w:i w:val="0"/>
+                <w:color w:val="222222"/>
+                <w:sz w:val="14"/>
+              </w:rPr>
+              <w:t>교재 DIP_SW1</w:t>
+            </w:r>
+          </w:p>
+        </w:tc>
+      </w:tr>
+      <w:tr>
+        <w:trPr>
+          <w:cantSplit/>
+        </w:trPr>
+        <w:tc>
+          <w:tcPr>
+            <w:tcW w:type="dxa" w:w="1296"/>
+            <w:shd w:val="clear" w:color="auto" w:fill="FFFFFF"/>
+            <w:vAlign w:val="center"/>
+          </w:tcPr>
+          <w:p>
+            <w:pPr>
+              <w:keepNext w:val="0"/>
+              <w:keepLines/>
+              <w:widowControl/>
+              <w:spacing w:before="0" w:after="0" w:line="240" w:lineRule="auto"/>
+              <w:jc w:val="left"/>
+            </w:pPr>
+            <w:r>
+              <w:rPr>
+                <w:rFonts w:ascii="Nanum Gothic" w:hAnsi="Nanum Gothic" w:eastAsia="Nanum Gothic" w:cs="Nanum Gothic"/>
+                <w:b w:val="0"/>
+                <w:i w:val="0"/>
+                <w:color w:val="222222"/>
+                <w:sz w:val="14"/>
+              </w:rPr>
+              <w:t>add_sel[2:1]</w:t>
+            </w:r>
+          </w:p>
+        </w:tc>
+        <w:tc>
+          <w:tcPr>
+            <w:tcW w:type="dxa" w:w="1872"/>
+            <w:shd w:val="clear" w:color="auto" w:fill="FFFFFF"/>
+            <w:vAlign w:val="center"/>
+          </w:tcPr>
+          <w:p>
+            <w:pPr>
+              <w:keepNext w:val="0"/>
+              <w:keepLines/>
+              <w:widowControl/>
+              <w:spacing w:before="0" w:after="0" w:line="240" w:lineRule="auto"/>
+              <w:jc w:val="left"/>
+            </w:pPr>
+            <w:r>
+              <w:rPr>
+                <w:rFonts w:ascii="Nanum Gothic" w:hAnsi="Nanum Gothic" w:eastAsia="Nanum Gothic" w:cs="Nanum Gothic"/>
+                <w:b w:val="0"/>
+                <w:i w:val="0"/>
+                <w:color w:val="222222"/>
+                <w:sz w:val="14"/>
+              </w:rPr>
+              <w:t>U2 · W3</w:t>
+            </w:r>
+          </w:p>
+        </w:tc>
+        <w:tc>
+          <w:tcPr>
+            <w:tcW w:type="dxa" w:w="1469"/>
+            <w:shd w:val="clear" w:color="auto" w:fill="FFFFFF"/>
+            <w:vAlign w:val="center"/>
+          </w:tcPr>
+          <w:p>
+            <w:pPr>
+              <w:keepNext w:val="0"/>
+              <w:keepLines/>
+              <w:widowControl/>
+              <w:spacing w:before="0" w:after="0" w:line="240" w:lineRule="auto"/>
+              <w:jc w:val="left"/>
+            </w:pPr>
+            <w:r>
+              <w:rPr>
+                <w:rFonts w:ascii="Nanum Gothic" w:hAnsi="Nanum Gothic" w:eastAsia="Nanum Gothic" w:cs="Nanum Gothic"/>
+                <w:b w:val="0"/>
+                <w:i w:val="0"/>
+                <w:color w:val="222222"/>
+                <w:sz w:val="14"/>
+              </w:rPr>
+              <w:t>LAB1에서 Y1과 함께 쓴 스위치</w:t>
+            </w:r>
+          </w:p>
+        </w:tc>
+      </w:tr>
+      <w:tr>
+        <w:trPr>
+          <w:cantSplit/>
+        </w:trPr>
+        <w:tc>
+          <w:tcPr>
+            <w:tcW w:type="dxa" w:w="1296"/>
+            <w:shd w:val="clear" w:color="auto" w:fill="EAF2F8"/>
+            <w:vAlign w:val="center"/>
+          </w:tcPr>
+          <w:p>
+            <w:pPr>
+              <w:keepNext w:val="0"/>
+              <w:keepLines/>
+              <w:widowControl/>
+              <w:spacing w:before="0" w:after="0" w:line="240" w:lineRule="auto"/>
+              <w:jc w:val="left"/>
+            </w:pPr>
+            <w:r>
+              <w:rPr>
+                <w:rFonts w:ascii="Nanum Gothic" w:hAnsi="Nanum Gothic" w:eastAsia="Nanum Gothic" w:cs="Nanum Gothic"/>
+                <w:b w:val="0"/>
+                <w:i w:val="0"/>
+                <w:color w:val="222222"/>
+                <w:sz w:val="14"/>
+              </w:rPr>
+              <w:t>led_out[7:0]</w:t>
+            </w:r>
+          </w:p>
+        </w:tc>
+        <w:tc>
+          <w:tcPr>
+            <w:tcW w:type="dxa" w:w="1872"/>
+            <w:shd w:val="clear" w:color="auto" w:fill="EAF2F8"/>
+            <w:vAlign w:val="center"/>
+          </w:tcPr>
+          <w:p>
+            <w:pPr>
+              <w:keepNext w:val="0"/>
+              <w:keepLines/>
+              <w:widowControl/>
+              <w:spacing w:before="0" w:after="0" w:line="240" w:lineRule="auto"/>
+              <w:jc w:val="left"/>
+            </w:pPr>
+            <w:r>
+              <w:rPr>
+                <w:rFonts w:ascii="Nanum Gothic" w:hAnsi="Nanum Gothic" w:eastAsia="Nanum Gothic" w:cs="Nanum Gothic"/>
+                <w:b w:val="0"/>
+                <w:i w:val="0"/>
+                <w:color w:val="222222"/>
+                <w:sz w:val="14"/>
+              </w:rPr>
+              <w:t>L4 M4 M2 N7 M7 M3 M1 N5</w:t>
+            </w:r>
+          </w:p>
+        </w:tc>
+        <w:tc>
+          <w:tcPr>
+            <w:tcW w:type="dxa" w:w="1469"/>
+            <w:shd w:val="clear" w:color="auto" w:fill="EAF2F8"/>
+            <w:vAlign w:val="center"/>
+          </w:tcPr>
+          <w:p>
+            <w:pPr>
+              <w:keepNext w:val="0"/>
+              <w:keepLines/>
+              <w:widowControl/>
+              <w:spacing w:before="0" w:after="0" w:line="240" w:lineRule="auto"/>
+              <w:jc w:val="left"/>
+            </w:pPr>
+            <w:r>
+              <w:rPr>
+                <w:rFonts w:ascii="Nanum Gothic" w:hAnsi="Nanum Gothic" w:eastAsia="Nanum Gothic" w:cs="Nanum Gothic"/>
+                <w:b w:val="0"/>
+                <w:i w:val="0"/>
+                <w:color w:val="222222"/>
+                <w:sz w:val="14"/>
+              </w:rPr>
+              <w:t>교재 LED1~8</w:t>
+            </w:r>
+          </w:p>
+        </w:tc>
+      </w:tr>
+    </w:tbl>
+    <w:p>
+      <w:pPr>
+        <w:keepNext w:val="0"/>
+        <w:keepLines/>
+        <w:widowControl/>
+        <w:spacing w:before="0" w:after="80" w:line="240" w:lineRule="auto"/>
+      </w:pPr>
+      <w:r>
+        <w:rPr>
+          <w:rFonts w:ascii="Nanum Gothic" w:hAnsi="Nanum Gothic" w:eastAsia="Nanum Gothic" w:cs="Nanum Gothic"/>
+          <w:b w:val="0"/>
+          <w:i w:val="0"/>
+          <w:color w:val="000000"/>
+          <w:sz w:val="4"/>
+        </w:rPr>
+      </w:r>
+    </w:p>
+    <w:p>
+      <w:pPr>
+        <w:keepNext w:val="0"/>
+        <w:keepLines/>
+        <w:widowControl/>
+        <w:spacing w:before="0" w:after="80" w:line="269" w:lineRule="auto"/>
+      </w:pPr>
+      <w:r>
+        <w:rPr>
+          <w:rFonts w:ascii="Nanum Gothic" w:hAnsi="Nanum Gothic" w:eastAsia="Nanum Gothic" w:cs="Nanum Gothic"/>
+          <w:b w:val="0"/>
+          <w:i w:val="0"/>
+          <w:color w:val="000000"/>
+          <w:sz w:val="20"/>
+        </w:rPr>
+        <w:t>교재 예제는 채널 선택을 DIP_SW1 하나로 하므로 ch0과 ch1만 고른다. 설계의 add_sel은 3비트라 나머지 두 비트를 LAB1의 벤더 예제에서 Y1과 나란히 쓰인 스위치 W3·U2에 두었다. 이 두 핀이 DIP_SW2·3인지는 실험 전에 확인한다. AD7908의 출력 워드에서 변환값 8비트는 하위 12비트 중 위쪽 8비트(rx_word[11:4])에 오므로, LED에 낸 sample[11:4]가 곧 변환값이다.</w:t>
       </w:r>
     </w:p>
     <w:tbl>
@@ -15256,7 +16715,7 @@
                 <w:color w:val="FFFFFF"/>
                 <w:sz w:val="15"/>
               </w:rPr>
-              <w:t>확인 항목</w:t>
+              <w:t>항목</w:t>
             </w:r>
           </w:p>
         </w:tc>
@@ -15282,7 +16741,7 @@
                 <w:color w:val="FFFFFF"/>
                 <w:sz w:val="15"/>
               </w:rPr>
-              <w:t>예상 관찰</w:t>
+              <w:t>값</w:t>
             </w:r>
           </w:p>
         </w:tc>
@@ -15313,7 +16772,7 @@
                 <w:color w:val="222222"/>
                 <w:sz w:val="14"/>
               </w:rPr>
-              <w:t>입력 0 V</w:t>
+              <w:t>LUT · 레지스터</w:t>
             </w:r>
           </w:p>
         </w:tc>
@@ -15339,7 +16798,7 @@
                 <w:color w:val="222222"/>
                 <w:sz w:val="14"/>
               </w:rPr>
-              <w:t>LED 모두 꺼짐에 가까움</w:t>
+              <w:t>57개 · 67개 (top adc_board)</w:t>
             </w:r>
           </w:p>
         </w:tc>
@@ -15370,7 +16829,7 @@
                 <w:color w:val="222222"/>
                 <w:sz w:val="14"/>
               </w:rPr>
-              <w:t>입력 증가</w:t>
+              <w:t>타이밍</w:t>
             </w:r>
           </w:p>
         </w:tc>
@@ -15396,7 +16855,7 @@
                 <w:color w:val="222222"/>
                 <w:sz w:val="14"/>
               </w:rPr>
-              <w:t>LED 값이 이진수로 커짐</w:t>
+              <w:t>50 MHz에서 WNS +15.055 ns, 위반 없음</w:t>
             </w:r>
           </w:p>
         </w:tc>
@@ -15427,7 +16886,7 @@
                 <w:color w:val="222222"/>
                 <w:sz w:val="14"/>
               </w:rPr>
-              <w:t>최대 입력</w:t>
+              <w:t>DRC</w:t>
             </w:r>
           </w:p>
         </w:tc>
@@ -15453,7 +16912,7 @@
                 <w:color w:val="222222"/>
                 <w:sz w:val="14"/>
               </w:rPr>
-              <w:t>LED 모두 켜짐에 가까움</w:t>
+              <w:t>오류 0, 경고 1 (CFGBVS 미설정)</w:t>
             </w:r>
           </w:p>
         </w:tc>
@@ -15484,7 +16943,7 @@
                 <w:color w:val="222222"/>
                 <w:sz w:val="14"/>
               </w:rPr>
-              <w:t>채널 변경</w:t>
+              <w:t>bitstream</w:t>
             </w:r>
           </w:p>
         </w:tc>
@@ -15510,7 +16969,157 @@
                 <w:color w:val="222222"/>
                 <w:sz w:val="14"/>
               </w:rPr>
-              <w:t>다른 입력의 값으로 바뀜</w:t>
+              <w:t>lab5_03_adc/bitstream/adc_board.bit</w:t>
+            </w:r>
+          </w:p>
+        </w:tc>
+      </w:tr>
+    </w:tbl>
+    <w:p>
+      <w:pPr>
+        <w:keepNext w:val="0"/>
+        <w:keepLines/>
+        <w:widowControl/>
+        <w:spacing w:before="0" w:after="80" w:line="240" w:lineRule="auto"/>
+      </w:pPr>
+      <w:r>
+        <w:rPr>
+          <w:rFonts w:ascii="Nanum Gothic" w:hAnsi="Nanum Gothic" w:eastAsia="Nanum Gothic" w:cs="Nanum Gothic"/>
+          <w:b w:val="0"/>
+          <w:i w:val="0"/>
+          <w:color w:val="000000"/>
+          <w:sz w:val="4"/>
+        </w:rPr>
+      </w:r>
+    </w:p>
+    <w:p>
+      <w:pPr>
+        <w:keepNext w:val="0"/>
+        <w:keepLines/>
+        <w:widowControl/>
+        <w:spacing w:before="20" w:after="100" w:line="240" w:lineRule="auto"/>
+      </w:pPr>
+      <w:r>
+        <w:rPr>
+          <w:rFonts w:ascii="Nanum Gothic" w:hAnsi="Nanum Gothic" w:eastAsia="Nanum Gothic" w:cs="Nanum Gothic"/>
+          <w:b/>
+          <w:i w:val="0"/>
+          <w:color w:val="555555"/>
+          <w:sz w:val="14"/>
+        </w:rPr>
+        <w:t xml:space="preserve">XDC: </w:t>
+      </w:r>
+      <w:hyperlink r:id="rId46">
+        <w:r>
+          <w:rPr>
+            <w:rFonts w:ascii="Nanum Gothic" w:hAnsi="Nanum Gothic" w:eastAsia="Nanum Gothic" w:cs="Nanum Gothic"/>
+            <w:color w:val="0563C1"/>
+            <w:u w:val="single"/>
+            <w:sz w:val="14"/>
+          </w:rPr>
+          <w:t xml:space="preserve">https://github.com/tae2yi/UOS_ece2/blob/master/lab5/lab5_03_adc/constraints/adc_board.xdc</w:t>
+        </w:r>
+      </w:hyperlink>
+    </w:p>
+    <w:p>
+      <w:pPr>
+        <w:pStyle w:val="Heading2"/>
+        <w:keepNext/>
+        <w:keepLines/>
+        <w:widowControl/>
+        <w:spacing w:before="140" w:after="60" w:line="240" w:lineRule="auto"/>
+      </w:pPr>
+      <w:r>
+        <w:rPr>
+          <w:rFonts w:ascii="Nanum Gothic" w:hAnsi="Nanum Gothic" w:eastAsia="Nanum Gothic" w:cs="Nanum Gothic"/>
+          <w:b/>
+          <w:i w:val="0"/>
+          <w:color w:val="000000"/>
+          <w:sz w:val="23"/>
+        </w:rPr>
+        <w:t>보드에서 확인할 항목</w:t>
+      </w:r>
+    </w:p>
+    <w:tbl>
+      <w:tblPr>
+        <w:tblW w:type="dxa" w:w="4637"/>
+        <w:jc w:val="center"/>
+        <w:tblLayout w:type="fixed"/>
+        <w:tblLook w:firstColumn="1" w:firstRow="1" w:lastColumn="0" w:lastRow="0" w:noHBand="0" w:noVBand="1" w:val="04A0"/>
+        <w:tblLayout w:type="fixed"/>
+        <w:tblBorders>
+          <w:top w:val="single" w:sz="4" w:space="0" w:color="D9D9D9"/>
+          <w:left w:val="single" w:sz="4" w:space="0" w:color="D9D9D9"/>
+          <w:bottom w:val="single" w:sz="4" w:space="0" w:color="D9D9D9"/>
+          <w:right w:val="single" w:sz="4" w:space="0" w:color="D9D9D9"/>
+          <w:insideH w:val="single" w:sz="4" w:space="0" w:color="D9D9D9"/>
+          <w:insideV w:val="single" w:sz="4" w:space="0" w:color="D9D9D9"/>
+        </w:tblBorders>
+        <w:tblCellMar>
+          <w:top w:w="45" w:type="dxa"/>
+          <w:left w:w="70" w:type="dxa"/>
+          <w:bottom w:w="45" w:type="dxa"/>
+          <w:right w:w="70" w:type="dxa"/>
+        </w:tblCellMar>
+      </w:tblPr>
+      <w:tblGrid>
+        <w:gridCol w:w="1296"/>
+        <w:gridCol w:w="3341"/>
+      </w:tblGrid>
+      <w:tr>
+        <w:trPr>
+          <w:cantSplit/>
+          <w:tblHeader w:val="true"/>
+        </w:trPr>
+        <w:tc>
+          <w:tcPr>
+            <w:tcW w:type="dxa" w:w="1296"/>
+            <w:shd w:val="clear" w:color="auto" w:fill="1F4E78"/>
+            <w:vAlign w:val="center"/>
+          </w:tcPr>
+          <w:p>
+            <w:pPr>
+              <w:keepNext w:val="0"/>
+              <w:keepLines/>
+              <w:widowControl/>
+              <w:spacing w:before="0" w:after="0" w:line="240" w:lineRule="auto"/>
+              <w:jc w:val="center"/>
+            </w:pPr>
+            <w:r>
+              <w:rPr>
+                <w:rFonts w:ascii="Nanum Gothic" w:hAnsi="Nanum Gothic" w:eastAsia="Nanum Gothic" w:cs="Nanum Gothic"/>
+                <w:b/>
+                <w:i w:val="0"/>
+                <w:color w:val="FFFFFF"/>
+                <w:sz w:val="15"/>
+              </w:rPr>
+              <w:t>확인 항목</w:t>
+            </w:r>
+          </w:p>
+        </w:tc>
+        <w:tc>
+          <w:tcPr>
+            <w:tcW w:type="dxa" w:w="3341"/>
+            <w:shd w:val="clear" w:color="auto" w:fill="1F4E78"/>
+            <w:vAlign w:val="center"/>
+          </w:tcPr>
+          <w:p>
+            <w:pPr>
+              <w:keepNext w:val="0"/>
+              <w:keepLines/>
+              <w:widowControl/>
+              <w:spacing w:before="0" w:after="0" w:line="240" w:lineRule="auto"/>
+              <w:jc w:val="center"/>
+            </w:pPr>
+            <w:r>
+              <w:rPr>
+                <w:rFonts w:ascii="Nanum Gothic" w:hAnsi="Nanum Gothic" w:eastAsia="Nanum Gothic" w:cs="Nanum Gothic"/>
+                <w:b/>
+                <w:i w:val="0"/>
+                <w:color w:val="FFFFFF"/>
+                <w:sz w:val="15"/>
+              </w:rPr>
+              <w:t>예상 관찰</w:t>
             </w:r>
           </w:p>
         </w:tc>
@@ -15541,7 +17150,7 @@
                 <w:color w:val="222222"/>
                 <w:sz w:val="14"/>
               </w:rPr>
-              <w:t>오실로스코프</w:t>
+              <w:t>입력 0 V</w:t>
             </w:r>
           </w:p>
         </w:tc>
@@ -15567,7 +17176,292 @@
                 <w:color w:val="222222"/>
                 <w:sz w:val="14"/>
               </w:rPr>
+              <w:t>LED 모두 꺼짐에 가까움</w:t>
+            </w:r>
+          </w:p>
+        </w:tc>
+      </w:tr>
+      <w:tr>
+        <w:trPr>
+          <w:cantSplit/>
+        </w:trPr>
+        <w:tc>
+          <w:tcPr>
+            <w:tcW w:type="dxa" w:w="1296"/>
+            <w:shd w:val="clear" w:color="auto" w:fill="FFFFFF"/>
+            <w:vAlign w:val="center"/>
+          </w:tcPr>
+          <w:p>
+            <w:pPr>
+              <w:keepNext w:val="0"/>
+              <w:keepLines/>
+              <w:widowControl/>
+              <w:spacing w:before="0" w:after="0" w:line="240" w:lineRule="auto"/>
+              <w:jc w:val="center"/>
+            </w:pPr>
+            <w:r>
+              <w:rPr>
+                <w:rFonts w:ascii="Nanum Gothic" w:hAnsi="Nanum Gothic" w:eastAsia="Nanum Gothic" w:cs="Nanum Gothic"/>
+                <w:b w:val="0"/>
+                <w:i w:val="0"/>
+                <w:color w:val="222222"/>
+                <w:sz w:val="14"/>
+              </w:rPr>
+              <w:t>입력 증가</w:t>
+            </w:r>
+          </w:p>
+        </w:tc>
+        <w:tc>
+          <w:tcPr>
+            <w:tcW w:type="dxa" w:w="3341"/>
+            <w:shd w:val="clear" w:color="auto" w:fill="FFFFFF"/>
+            <w:vAlign w:val="center"/>
+          </w:tcPr>
+          <w:p>
+            <w:pPr>
+              <w:keepNext w:val="0"/>
+              <w:keepLines/>
+              <w:widowControl/>
+              <w:spacing w:before="0" w:after="0" w:line="240" w:lineRule="auto"/>
+              <w:jc w:val="left"/>
+            </w:pPr>
+            <w:r>
+              <w:rPr>
+                <w:rFonts w:ascii="Nanum Gothic" w:hAnsi="Nanum Gothic" w:eastAsia="Nanum Gothic" w:cs="Nanum Gothic"/>
+                <w:b w:val="0"/>
+                <w:i w:val="0"/>
+                <w:color w:val="222222"/>
+                <w:sz w:val="14"/>
+              </w:rPr>
+              <w:t>LED 값이 이진수로 커짐</w:t>
+            </w:r>
+          </w:p>
+        </w:tc>
+      </w:tr>
+      <w:tr>
+        <w:trPr>
+          <w:cantSplit/>
+        </w:trPr>
+        <w:tc>
+          <w:tcPr>
+            <w:tcW w:type="dxa" w:w="1296"/>
+            <w:shd w:val="clear" w:color="auto" w:fill="EAF2F8"/>
+            <w:vAlign w:val="center"/>
+          </w:tcPr>
+          <w:p>
+            <w:pPr>
+              <w:keepNext w:val="0"/>
+              <w:keepLines/>
+              <w:widowControl/>
+              <w:spacing w:before="0" w:after="0" w:line="240" w:lineRule="auto"/>
+              <w:jc w:val="center"/>
+            </w:pPr>
+            <w:r>
+              <w:rPr>
+                <w:rFonts w:ascii="Nanum Gothic" w:hAnsi="Nanum Gothic" w:eastAsia="Nanum Gothic" w:cs="Nanum Gothic"/>
+                <w:b w:val="0"/>
+                <w:i w:val="0"/>
+                <w:color w:val="222222"/>
+                <w:sz w:val="14"/>
+              </w:rPr>
+              <w:t>최대 입력</w:t>
+            </w:r>
+          </w:p>
+        </w:tc>
+        <w:tc>
+          <w:tcPr>
+            <w:tcW w:type="dxa" w:w="3341"/>
+            <w:shd w:val="clear" w:color="auto" w:fill="EAF2F8"/>
+            <w:vAlign w:val="center"/>
+          </w:tcPr>
+          <w:p>
+            <w:pPr>
+              <w:keepNext w:val="0"/>
+              <w:keepLines/>
+              <w:widowControl/>
+              <w:spacing w:before="0" w:after="0" w:line="240" w:lineRule="auto"/>
+              <w:jc w:val="left"/>
+            </w:pPr>
+            <w:r>
+              <w:rPr>
+                <w:rFonts w:ascii="Nanum Gothic" w:hAnsi="Nanum Gothic" w:eastAsia="Nanum Gothic" w:cs="Nanum Gothic"/>
+                <w:b w:val="0"/>
+                <w:i w:val="0"/>
+                <w:color w:val="222222"/>
+                <w:sz w:val="14"/>
+              </w:rPr>
+              <w:t>LED 모두 켜짐에 가까움</w:t>
+            </w:r>
+          </w:p>
+        </w:tc>
+      </w:tr>
+      <w:tr>
+        <w:trPr>
+          <w:cantSplit/>
+        </w:trPr>
+        <w:tc>
+          <w:tcPr>
+            <w:tcW w:type="dxa" w:w="1296"/>
+            <w:shd w:val="clear" w:color="auto" w:fill="FFFFFF"/>
+            <w:vAlign w:val="center"/>
+          </w:tcPr>
+          <w:p>
+            <w:pPr>
+              <w:keepNext w:val="0"/>
+              <w:keepLines/>
+              <w:widowControl/>
+              <w:spacing w:before="0" w:after="0" w:line="240" w:lineRule="auto"/>
+              <w:jc w:val="center"/>
+            </w:pPr>
+            <w:r>
+              <w:rPr>
+                <w:rFonts w:ascii="Nanum Gothic" w:hAnsi="Nanum Gothic" w:eastAsia="Nanum Gothic" w:cs="Nanum Gothic"/>
+                <w:b w:val="0"/>
+                <w:i w:val="0"/>
+                <w:color w:val="222222"/>
+                <w:sz w:val="14"/>
+              </w:rPr>
+              <w:t>채널 변경</w:t>
+            </w:r>
+          </w:p>
+        </w:tc>
+        <w:tc>
+          <w:tcPr>
+            <w:tcW w:type="dxa" w:w="3341"/>
+            <w:shd w:val="clear" w:color="auto" w:fill="FFFFFF"/>
+            <w:vAlign w:val="center"/>
+          </w:tcPr>
+          <w:p>
+            <w:pPr>
+              <w:keepNext w:val="0"/>
+              <w:keepLines/>
+              <w:widowControl/>
+              <w:spacing w:before="0" w:after="0" w:line="240" w:lineRule="auto"/>
+              <w:jc w:val="left"/>
+            </w:pPr>
+            <w:r>
+              <w:rPr>
+                <w:rFonts w:ascii="Nanum Gothic" w:hAnsi="Nanum Gothic" w:eastAsia="Nanum Gothic" w:cs="Nanum Gothic"/>
+                <w:b w:val="0"/>
+                <w:i w:val="0"/>
+                <w:color w:val="222222"/>
+                <w:sz w:val="14"/>
+              </w:rPr>
+              <w:t>다른 입력의 값으로 바뀜</w:t>
+            </w:r>
+          </w:p>
+        </w:tc>
+      </w:tr>
+      <w:tr>
+        <w:trPr>
+          <w:cantSplit/>
+        </w:trPr>
+        <w:tc>
+          <w:tcPr>
+            <w:tcW w:type="dxa" w:w="1296"/>
+            <w:shd w:val="clear" w:color="auto" w:fill="EAF2F8"/>
+            <w:vAlign w:val="center"/>
+          </w:tcPr>
+          <w:p>
+            <w:pPr>
+              <w:keepNext w:val="0"/>
+              <w:keepLines/>
+              <w:widowControl/>
+              <w:spacing w:before="0" w:after="0" w:line="240" w:lineRule="auto"/>
+              <w:jc w:val="center"/>
+            </w:pPr>
+            <w:r>
+              <w:rPr>
+                <w:rFonts w:ascii="Nanum Gothic" w:hAnsi="Nanum Gothic" w:eastAsia="Nanum Gothic" w:cs="Nanum Gothic"/>
+                <w:b w:val="0"/>
+                <w:i w:val="0"/>
+                <w:color w:val="222222"/>
+                <w:sz w:val="14"/>
+              </w:rPr>
+              <w:t>오실로스코프</w:t>
+            </w:r>
+          </w:p>
+        </w:tc>
+        <w:tc>
+          <w:tcPr>
+            <w:tcW w:type="dxa" w:w="3341"/>
+            <w:shd w:val="clear" w:color="auto" w:fill="EAF2F8"/>
+            <w:vAlign w:val="center"/>
+          </w:tcPr>
+          <w:p>
+            <w:pPr>
+              <w:keepNext w:val="0"/>
+              <w:keepLines/>
+              <w:widowControl/>
+              <w:spacing w:before="0" w:after="0" w:line="240" w:lineRule="auto"/>
+              <w:jc w:val="left"/>
+            </w:pPr>
+            <w:r>
+              <w:rPr>
+                <w:rFonts w:ascii="Nanum Gothic" w:hAnsi="Nanum Gothic" w:eastAsia="Nanum Gothic" w:cs="Nanum Gothic"/>
+                <w:b w:val="0"/>
+                <w:i w:val="0"/>
+                <w:color w:val="222222"/>
+                <w:sz w:val="14"/>
+              </w:rPr>
               <w:t>CS LOW 16 µs, SCLK 1 MHz 16펄스</w:t>
+            </w:r>
+          </w:p>
+        </w:tc>
+      </w:tr>
+      <w:tr>
+        <w:trPr>
+          <w:cantSplit/>
+        </w:trPr>
+        <w:tc>
+          <w:tcPr>
+            <w:tcW w:type="dxa" w:w="1296"/>
+            <w:shd w:val="clear" w:color="auto" w:fill="FFFFFF"/>
+            <w:vAlign w:val="center"/>
+          </w:tcPr>
+          <w:p>
+            <w:pPr>
+              <w:keepNext w:val="0"/>
+              <w:keepLines/>
+              <w:widowControl/>
+              <w:spacing w:before="0" w:after="0" w:line="240" w:lineRule="auto"/>
+              <w:jc w:val="center"/>
+            </w:pPr>
+            <w:r>
+              <w:rPr>
+                <w:rFonts w:ascii="Nanum Gothic" w:hAnsi="Nanum Gothic" w:eastAsia="Nanum Gothic" w:cs="Nanum Gothic"/>
+                <w:b w:val="0"/>
+                <w:i w:val="0"/>
+                <w:color w:val="222222"/>
+                <w:sz w:val="14"/>
+              </w:rPr>
+              <w:t>DIN 에지</w:t>
+            </w:r>
+          </w:p>
+        </w:tc>
+        <w:tc>
+          <w:tcPr>
+            <w:tcW w:type="dxa" w:w="3341"/>
+            <w:shd w:val="clear" w:color="auto" w:fill="FFFFFF"/>
+            <w:vAlign w:val="center"/>
+          </w:tcPr>
+          <w:p>
+            <w:pPr>
+              <w:keepNext w:val="0"/>
+              <w:keepLines/>
+              <w:widowControl/>
+              <w:spacing w:before="0" w:after="0" w:line="240" w:lineRule="auto"/>
+              <w:jc w:val="left"/>
+            </w:pPr>
+            <w:r>
+              <w:rPr>
+                <w:rFonts w:ascii="Nanum Gothic" w:hAnsi="Nanum Gothic" w:eastAsia="Nanum Gothic" w:cs="Nanum Gothic"/>
+                <w:b w:val="0"/>
+                <w:i w:val="0"/>
+                <w:color w:val="222222"/>
+                <w:sz w:val="14"/>
+              </w:rPr>
+              <w:t>AD7908이 DIN을 읽는 SCLK 에지와 설계의 출력 시점 대조</w:t>
             </w:r>
           </w:p>
         </w:tc>
@@ -16288,7 +18182,7 @@
                 <w:color w:val="222222"/>
                 <w:sz w:val="14"/>
               </w:rPr>
-              <w:t>신호등·ADC</w:t>
+              <w:t>신호등·ADC bitstream</w:t>
             </w:r>
           </w:p>
         </w:tc>
@@ -16314,7 +18208,7 @@
                 <w:color w:val="222222"/>
                 <w:sz w:val="14"/>
               </w:rPr>
-              <w:t>교재 핀 표로 XDC 작성 후 시연</w:t>
+              <w:t>신호 순서 영상, 센서별 LED 값</w:t>
             </w:r>
           </w:p>
         </w:tc>
@@ -16352,7 +18246,7 @@
           <w:color w:val="000000"/>
           <w:sz w:val="20"/>
         </w:rPr>
-        <w:t>실험 후 보고서에서는 위 측정값을 이 보고서의 예상 시각, 예상 HIGH 폭과 비교하고, 길게 누름에서 떨림 문제가 실제로 나왔는지와 그때의 대응을 적는다. 신호등과 ADC는 실제 핀 배치와 함께 결과를 정리한다.</w:t>
+        <w:t>실험 후 보고서에서는 위 측정값을 이 보고서의 예상 시각, 예상 HIGH 폭과 비교하고, 길게 누름에서 떨림 문제가 실제로 나왔는지와 그때의 대응을 적는다. ADC는 채널 선택 스위치 핀과 DIN 에지를 확인한 결과를 함께 적는다.</w:t>
       </w:r>
     </w:p>
     <w:p>

--- a/lab5/report/pre/LAB5_예비보고서.docx
+++ b/lab5/report/pre/LAB5_예비보고서.docx
@@ -1675,7 +1675,7 @@
                 <w:color w:val="222222"/>
                 <w:sz w:val="14"/>
               </w:rPr>
-              <w:t>master (보고서의 GitHub 주소가 가리키는 위치)</w:t>
+              <w:t>a953f24 (보고서의 GitHub 주소가 가리키는 위치)</w:t>
             </w:r>
           </w:p>
         </w:tc>
@@ -1780,7 +1780,7 @@
             <w:u w:val="single"/>
             <w:sz w:val="14"/>
           </w:rPr>
-          <w:t xml:space="preserve">https://github.com/tae2yi/UOS_ece2/tree/master/lab5</w:t>
+          <w:t xml:space="preserve">https://github.com/tae2yi/UOS_ece2/tree/a953f24/lab5</w:t>
         </w:r>
       </w:hyperlink>
     </w:p>
@@ -1827,7 +1827,7 @@
             <w:u w:val="single"/>
             <w:sz w:val="14"/>
           </w:rPr>
-          <w:t xml:space="preserve">https://github.com/tae2yi/UOS_ece2/blob/master/lab5/report/pre/logs/stm32_routine.diff</w:t>
+          <w:t xml:space="preserve">https://github.com/tae2yi/UOS_ece2/blob/a953f24/lab5/report/pre/logs/stm32_routine.diff</w:t>
         </w:r>
       </w:hyperlink>
     </w:p>
@@ -3951,7 +3951,7 @@
             <w:u w:val="single"/>
             <w:sz w:val="14"/>
           </w:rPr>
-          <w:t xml:space="preserve">https://github.com/tae2yi/UOS_ece2/blob/master/lab5/stm32_lab/Core/Src/ece2_474_routine.c#L29-L32</w:t>
+          <w:t xml:space="preserve">https://github.com/tae2yi/UOS_ece2/blob/a953f24/lab5/stm32_lab/Core/Src/ece2_474_routine.c#L29-L32</w:t>
         </w:r>
       </w:hyperlink>
     </w:p>
@@ -4243,7 +4243,7 @@
             <w:u w:val="single"/>
             <w:sz w:val="14"/>
           </w:rPr>
-          <w:t xml:space="preserve">https://github.com/tae2yi/UOS_ece2/blob/master/lab5/stm32_lab/Core/Src/ece2_474_routine.c#L87-L103</w:t>
+          <w:t xml:space="preserve">https://github.com/tae2yi/UOS_ece2/blob/a953f24/lab5/stm32_lab/Core/Src/ece2_474_routine.c#L87-L103</w:t>
         </w:r>
       </w:hyperlink>
     </w:p>
@@ -4457,7 +4457,7 @@
             <w:u w:val="single"/>
             <w:sz w:val="14"/>
           </w:rPr>
-          <w:t xml:space="preserve">https://github.com/tae2yi/UOS_ece2/blob/master/lab5/stm32_lab/Core/Src/ece2_474_routine.c#L109-L119</w:t>
+          <w:t xml:space="preserve">https://github.com/tae2yi/UOS_ece2/blob/a953f24/lab5/stm32_lab/Core/Src/ece2_474_routine.c#L109-L119</w:t>
         </w:r>
       </w:hyperlink>
     </w:p>
@@ -5148,7 +5148,7 @@
             <w:u w:val="single"/>
             <w:sz w:val="14"/>
           </w:rPr>
-          <w:t xml:space="preserve">https://github.com/tae2yi/UOS_ece2/blob/master/lab5/stm32_1_hostsim/results/task3_cycle.csv</w:t>
+          <w:t xml:space="preserve">https://github.com/tae2yi/UOS_ece2/blob/a953f24/lab5/stm32_1_hostsim/results/task3_cycle.csv</w:t>
         </w:r>
       </w:hyperlink>
     </w:p>
@@ -5577,7 +5577,7 @@
             <w:u w:val="single"/>
             <w:sz w:val="14"/>
           </w:rPr>
-          <w:t xml:space="preserve">https://github.com/tae2yi/UOS_ece2/blob/master/lab5/stm32_1_hostsim/variants/release_guard.c#L56-L62</w:t>
+          <w:t xml:space="preserve">https://github.com/tae2yi/UOS_ece2/blob/a953f24/lab5/stm32_1_hostsim/variants/release_guard.c#L56-L62</w:t>
         </w:r>
       </w:hyperlink>
     </w:p>
@@ -5763,7 +5763,7 @@
             <w:u w:val="single"/>
             <w:sz w:val="14"/>
           </w:rPr>
-          <w:t xml:space="preserve">https://github.com/tae2yi/UOS_ece2/blob/master/lab5/report/pre/logs/stm32_arm_build.txt</w:t>
+          <w:t xml:space="preserve">https://github.com/tae2yi/UOS_ece2/blob/a953f24/lab5/report/pre/logs/stm32_arm_build.txt</w:t>
         </w:r>
       </w:hyperlink>
     </w:p>
@@ -7212,7 +7212,7 @@
             <w:u w:val="single"/>
             <w:sz w:val="14"/>
           </w:rPr>
-          <w:t xml:space="preserve">https://github.com/tae2yi/UOS_ece2/blob/master/lab5/stm32_lab/Core/Src/ece2_474_routine.c#L33-L54</w:t>
+          <w:t xml:space="preserve">https://github.com/tae2yi/UOS_ece2/blob/a953f24/lab5/stm32_lab/Core/Src/ece2_474_routine.c#L33-L54</w:t>
         </w:r>
       </w:hyperlink>
     </w:p>
@@ -8235,7 +8235,7 @@
             <w:u w:val="single"/>
             <w:sz w:val="14"/>
           </w:rPr>
-          <w:t xml:space="preserve">https://github.com/tae2yi/UOS_ece2/blob/master/lab5/report/pre/logs/stm32_arm_build.txt</w:t>
+          <w:t xml:space="preserve">https://github.com/tae2yi/UOS_ece2/blob/a953f24/lab5/report/pre/logs/stm32_arm_build.txt</w:t>
         </w:r>
       </w:hyperlink>
     </w:p>
@@ -10397,7 +10397,7 @@
             <w:u w:val="single"/>
             <w:sz w:val="14"/>
           </w:rPr>
-          <w:t xml:space="preserve">https://github.com/tae2yi/UOS_ece2/blob/master/lab5/lab5_01_piano/src/square_tone.v#L2-L20</w:t>
+          <w:t xml:space="preserve">https://github.com/tae2yi/UOS_ece2/blob/a953f24/lab5/lab5_01_piano/src/square_tone.v#L2-L20</w:t>
         </w:r>
       </w:hyperlink>
     </w:p>
@@ -11008,7 +11008,7 @@
             <w:u w:val="single"/>
             <w:sz w:val="14"/>
           </w:rPr>
-          <w:t xml:space="preserve">https://github.com/tae2yi/UOS_ece2/tree/master/lab5/report/pre/logs</w:t>
+          <w:t xml:space="preserve">https://github.com/tae2yi/UOS_ece2/tree/a953f24/lab5/report/pre/logs</w:t>
         </w:r>
       </w:hyperlink>
     </w:p>
@@ -13153,7 +13153,7 @@
             <w:u w:val="single"/>
             <w:sz w:val="14"/>
           </w:rPr>
-          <w:t xml:space="preserve">https://github.com/tae2yi/UOS_ece2/blob/master/lab5/lab5_02_traffic/src/traffic_sequence.v#L3-L16</w:t>
+          <w:t xml:space="preserve">https://github.com/tae2yi/UOS_ece2/blob/a953f24/lab5/lab5_02_traffic/src/traffic_sequence.v#L3-L16</w:t>
         </w:r>
       </w:hyperlink>
     </w:p>
@@ -13326,7 +13326,7 @@
             <w:u w:val="single"/>
             <w:sz w:val="14"/>
           </w:rPr>
-          <w:t xml:space="preserve">https://github.com/tae2yi/UOS_ece2/tree/master/lab5/report/pre/logs</w:t>
+          <w:t xml:space="preserve">https://github.com/tae2yi/UOS_ece2/tree/a953f24/lab5/report/pre/logs</w:t>
         </w:r>
       </w:hyperlink>
     </w:p>
@@ -14385,7 +14385,7 @@
             <w:u w:val="single"/>
             <w:sz w:val="14"/>
           </w:rPr>
-          <w:t xml:space="preserve">https://github.com/tae2yi/UOS_ece2/blob/master/lab5/lab5_02_traffic/constraints/traffic.xdc</w:t>
+          <w:t xml:space="preserve">https://github.com/tae2yi/UOS_ece2/blob/a953f24/lab5/lab5_02_traffic/constraints/traffic.xdc</w:t>
         </w:r>
       </w:hyperlink>
     </w:p>
@@ -15805,7 +15805,7 @@
             <w:u w:val="single"/>
             <w:sz w:val="14"/>
           </w:rPr>
-          <w:t xml:space="preserve">https://github.com/tae2yi/UOS_ece2/blob/master/lab5/lab5_03_adc/src/adc.v#L18-L25</w:t>
+          <w:t xml:space="preserve">https://github.com/tae2yi/UOS_ece2/blob/a953f24/lab5/lab5_03_adc/src/adc.v#L18-L25</w:t>
         </w:r>
       </w:hyperlink>
     </w:p>
@@ -15978,7 +15978,7 @@
             <w:u w:val="single"/>
             <w:sz w:val="14"/>
           </w:rPr>
-          <w:t xml:space="preserve">https://github.com/tae2yi/UOS_ece2/tree/master/lab5/report/pre/logs</w:t>
+          <w:t xml:space="preserve">https://github.com/tae2yi/UOS_ece2/tree/a953f24/lab5/report/pre/logs</w:t>
         </w:r>
       </w:hyperlink>
     </w:p>
@@ -17017,7 +17017,7 @@
             <w:u w:val="single"/>
             <w:sz w:val="14"/>
           </w:rPr>
-          <w:t xml:space="preserve">https://github.com/tae2yi/UOS_ece2/blob/master/lab5/lab5_03_adc/constraints/adc_board.xdc</w:t>
+          <w:t xml:space="preserve">https://github.com/tae2yi/UOS_ece2/blob/a953f24/lab5/lab5_03_adc/constraints/adc_board.xdc</w:t>
         </w:r>
       </w:hyperlink>
     </w:p>
